--- a/courseware/LP-Certified-Kubernetes-Administrator-CKA.docx
+++ b/courseware/LP-Certified-Kubernetes-Administrator-CKA.docx
@@ -2,19 +2,63 @@
 <file path=word/document.xml><?xml version="1.0" encoding="utf-8"?>
 <w:document xmlns:wpc="http://schemas.microsoft.com/office/word/2010/wordprocessingCanvas" xmlns:mo="http://schemas.microsoft.com/office/mac/office/2008/main" xmlns:mc="http://schemas.openxmlformats.org/markup-compatibility/2006" xmlns:mv="urn:schemas-microsoft-com:mac:vml" xmlns:o="urn:schemas-microsoft-com:office:office" xmlns:r="http://schemas.openxmlformats.org/officeDocument/2006/relationships" xmlns:m="http://schemas.openxmlformats.org/officeDocument/2006/math" xmlns:v="urn:schemas-microsoft-com:vml" xmlns:wp14="http://schemas.microsoft.com/office/word/2010/wordprocessingDrawing" xmlns:wp="http://schemas.openxmlformats.org/drawingml/2006/wordprocessingDrawing" xmlns:w10="urn:schemas-microsoft-com:office:word" xmlns:w="http://schemas.openxmlformats.org/wordprocessingml/2006/main" xmlns:w14="http://schemas.microsoft.com/office/word/2010/wordml" xmlns:wpg="http://schemas.microsoft.com/office/word/2010/wordprocessingGroup" xmlns:wpi="http://schemas.microsoft.com/office/word/2010/wordprocessingInk" xmlns:wne="http://schemas.microsoft.com/office/word/2006/wordml" xmlns:wps="http://schemas.microsoft.com/office/word/2010/wordprocessingShape" mc:Ignorable="w14 wp14">
   <w:body>
-    <w:p/>
     <w:p>
       <w:pPr>
-        <w:spacing w:before="40" w:after="20"/>
+        <w:spacing w:before="0" w:after="1280"/>
         <w:jc w:val="center"/>
       </w:pPr>
       <w:r>
         <w:rPr>
+          <w:rFonts w:ascii="Arial" w:hAnsi="Arial"/>
+          <w:b w:val="0"/>
+          <w:color w:val="111827"/>
+          <w:sz w:val="2"/>
+        </w:rPr>
+      </w:r>
+    </w:p>
+    <w:p>
+      <w:pPr>
+        <w:spacing w:before="0" w:after="40"/>
+        <w:jc w:val="center"/>
+      </w:pPr>
+      <w:r>
+        <w:rPr>
+          <w:rFonts w:ascii="Arial" w:hAnsi="Arial"/>
           <w:b/>
           <w:color w:val="111827"/>
-          <w:sz w:val="26"/>
+          <w:sz w:val="30"/>
         </w:rPr>
         <w:t>Tertiary Infotech Academy Pte Ltd</w:t>
+      </w:r>
+    </w:p>
+    <w:p>
+      <w:pPr>
+        <w:spacing w:before="0" w:after="480"/>
+        <w:jc w:val="center"/>
+      </w:pPr>
+      <w:r>
+        <w:rPr>
+          <w:rFonts w:ascii="Arial" w:hAnsi="Arial"/>
+          <w:b w:val="0"/>
+          <w:color w:val="525B6B"/>
+          <w:sz w:val="22"/>
+        </w:rPr>
+        <w:t>UEN: 201200696W</w:t>
+      </w:r>
+    </w:p>
+    <w:p>
+      <w:pPr>
+        <w:spacing w:before="0" w:after="240"/>
+        <w:jc w:val="center"/>
+      </w:pPr>
+      <w:r>
+        <w:rPr>
+          <w:rFonts w:ascii="Arial" w:hAnsi="Arial"/>
+          <w:b/>
+          <w:color w:val="2563EB"/>
+          <w:sz w:val="60"/>
+        </w:rPr>
+        <w:t>LESSON PLAN</w:t>
       </w:r>
     </w:p>
     <w:p>
@@ -24,11 +68,42 @@
       </w:pPr>
       <w:r>
         <w:rPr>
+          <w:rFonts w:ascii="Arial" w:hAnsi="Arial"/>
           <w:b w:val="0"/>
-          <w:color w:val="555B66"/>
-          <w:sz w:val="20"/>
+          <w:color w:val="525B6B"/>
+          <w:sz w:val="24"/>
         </w:rPr>
-        <w:t>UEN: 201200696W</w:t>
+        <w:t>For</w:t>
+      </w:r>
+    </w:p>
+    <w:p>
+      <w:pPr>
+        <w:spacing w:before="0" w:after="200"/>
+        <w:jc w:val="center"/>
+      </w:pPr>
+      <w:r>
+        <w:rPr>
+          <w:rFonts w:ascii="Arial" w:hAnsi="Arial"/>
+          <w:b/>
+          <w:color w:val="111827"/>
+          <w:sz w:val="44"/>
+        </w:rPr>
+        <w:t>Certified Kubernetes Administrator (CKA) Training</w:t>
+      </w:r>
+    </w:p>
+    <w:p>
+      <w:pPr>
+        <w:spacing w:before="0" w:after="560"/>
+        <w:jc w:val="center"/>
+      </w:pPr>
+      <w:r>
+        <w:rPr>
+          <w:rFonts w:ascii="Arial" w:hAnsi="Arial"/>
+          <w:b w:val="0"/>
+          <w:color w:val="111827"/>
+          <w:sz w:val="26"/>
+        </w:rPr>
+        <w:t>TGS Ref No: TGS-2025054612</w:t>
       </w:r>
     </w:p>
     <w:p>
@@ -38,64 +113,9 @@
       </w:pPr>
       <w:r>
         <w:rPr>
-          <w:b/>
-          <w:color w:val="1F6FEB"/>
-          <w:sz w:val="52"/>
-        </w:rPr>
-        <w:t>LESSON PLAN</w:t>
-      </w:r>
-    </w:p>
-    <w:p>
-      <w:pPr>
-        <w:spacing w:before="80" w:after="160"/>
-        <w:jc w:val="center"/>
-      </w:pPr>
-      <w:r>
-        <w:rPr>
+          <w:rFonts w:ascii="Arial" w:hAnsi="Arial"/>
           <w:b w:val="0"/>
-          <w:color w:val="555B66"/>
-          <w:sz w:val="24"/>
-        </w:rPr>
-        <w:t>For</w:t>
-      </w:r>
-    </w:p>
-    <w:p>
-      <w:pPr>
-        <w:spacing w:before="80" w:after="40"/>
-        <w:jc w:val="center"/>
-      </w:pPr>
-      <w:r>
-        <w:rPr>
-          <w:b/>
-          <w:color w:val="111827"/>
-          <w:sz w:val="40"/>
-        </w:rPr>
-        <w:t>Certified Kubernetes Administrator (CKA)</w:t>
-      </w:r>
-    </w:p>
-    <w:p>
-      <w:pPr>
-        <w:spacing w:before="80" w:after="280"/>
-        <w:jc w:val="center"/>
-      </w:pPr>
-      <w:r>
-        <w:rPr>
-          <w:b w:val="0"/>
-          <w:color w:val="111827"/>
-          <w:sz w:val="24"/>
-        </w:rPr>
-        <w:t>TGS Ref No: TGS-2025054612</w:t>
-      </w:r>
-    </w:p>
-    <w:p>
-      <w:pPr>
-        <w:spacing w:before="0" w:after="40"/>
-        <w:jc w:val="center"/>
-      </w:pPr>
-      <w:r>
-        <w:rPr>
-          <w:b w:val="0"/>
-          <w:color w:val="555B66"/>
+          <w:color w:val="525B6B"/>
           <w:sz w:val="22"/>
         </w:rPr>
         <w:t>Conducted by</w:t>
@@ -108,22 +128,24 @@
       </w:pPr>
       <w:r>
         <w:rPr>
+          <w:rFonts w:ascii="Arial" w:hAnsi="Arial"/>
           <w:b/>
           <w:color w:val="111827"/>
-          <w:sz w:val="26"/>
+          <w:sz w:val="28"/>
         </w:rPr>
         <w:t>Tertiary Infotech Academy Pte Ltd</w:t>
       </w:r>
     </w:p>
     <w:p>
       <w:pPr>
-        <w:spacing w:before="0" w:after="240"/>
+        <w:spacing w:before="0" w:after="360"/>
         <w:jc w:val="center"/>
       </w:pPr>
       <w:r>
         <w:rPr>
+          <w:rFonts w:ascii="Arial" w:hAnsi="Arial"/>
           <w:b w:val="0"/>
-          <w:color w:val="555B66"/>
+          <w:color w:val="525B6B"/>
           <w:sz w:val="22"/>
         </w:rPr>
         <w:t>UEN: 201200696W</w:t>
@@ -131,14 +153,15 @@
     </w:p>
     <w:p>
       <w:pPr>
-        <w:spacing w:before="0" w:after="80"/>
+        <w:spacing w:before="0" w:after="0"/>
         <w:jc w:val="center"/>
       </w:pPr>
       <w:r>
         <w:rPr>
+          <w:rFonts w:ascii="Arial" w:hAnsi="Arial"/>
           <w:b/>
-          <w:color w:val="1F6FEB"/>
-          <w:sz w:val="24"/>
+          <w:color w:val="2563EB"/>
+          <w:sz w:val="26"/>
         </w:rPr>
         <w:t>Version 1.0</w:t>
       </w:r>

--- a/courseware/LP-Certified-Kubernetes-Administrator-CKA.docx
+++ b/courseware/LP-Certified-Kubernetes-Administrator-CKA.docx
@@ -4,16 +4,42 @@
   <w:body>
     <w:p>
       <w:pPr>
-        <w:spacing w:before="0" w:after="1280"/>
+        <w:spacing w:before="680" w:after="240"/>
         <w:jc w:val="center"/>
       </w:pPr>
       <w:r>
-        <w:rPr>
-          <w:rFonts w:ascii="Arial" w:hAnsi="Arial"/>
-          <w:b w:val="0"/>
-          <w:color w:val="111827"/>
-          <w:sz w:val="2"/>
-        </w:rPr>
+        <w:drawing>
+          <wp:inline xmlns:a="http://schemas.openxmlformats.org/drawingml/2006/main" xmlns:pic="http://schemas.openxmlformats.org/drawingml/2006/picture">
+            <wp:extent cx="566928" cy="566928"/>
+            <wp:docPr id="1" name="Picture 1"/>
+            <wp:cNvGraphicFramePr>
+              <a:graphicFrameLocks noChangeAspect="1"/>
+            </wp:cNvGraphicFramePr>
+            <a:graphic>
+              <a:graphicData uri="http://schemas.openxmlformats.org/drawingml/2006/picture">
+                <pic:pic>
+                  <pic:nvPicPr>
+                    <pic:cNvPr id="0" name="tertiary-infotech-logo.png"/>
+                    <pic:cNvPicPr/>
+                  </pic:nvPicPr>
+                  <pic:blipFill>
+                    <a:blip r:embed="rId10"/>
+                    <a:stretch>
+                      <a:fillRect/>
+                    </a:stretch>
+                  </pic:blipFill>
+                  <pic:spPr>
+                    <a:xfrm>
+                      <a:off x="0" y="0"/>
+                      <a:ext cx="566928" cy="566928"/>
+                    </a:xfrm>
+                    <a:prstGeom prst="rect"/>
+                  </pic:spPr>
+                </pic:pic>
+              </a:graphicData>
+            </a:graphic>
+          </wp:inline>
+        </w:drawing>
       </w:r>
     </w:p>
     <w:p>

--- a/courseware/LP-Certified-Kubernetes-Administrator-CKA.docx
+++ b/courseware/LP-Certified-Kubernetes-Administrator-CKA.docx
@@ -4,13 +4,13 @@
   <w:body>
     <w:p>
       <w:pPr>
-        <w:spacing w:before="680" w:after="240"/>
+        <w:spacing w:before="360" w:after="60"/>
         <w:jc w:val="center"/>
       </w:pPr>
       <w:r>
         <w:drawing>
           <wp:inline xmlns:a="http://schemas.openxmlformats.org/drawingml/2006/main" xmlns:pic="http://schemas.openxmlformats.org/drawingml/2006/picture">
-            <wp:extent cx="566928" cy="566928"/>
+            <wp:extent cx="804672" cy="804672"/>
             <wp:docPr id="1" name="Picture 1"/>
             <wp:cNvGraphicFramePr>
               <a:graphicFrameLocks noChangeAspect="1"/>
@@ -19,7 +19,7 @@
               <a:graphicData uri="http://schemas.openxmlformats.org/drawingml/2006/picture">
                 <pic:pic>
                   <pic:nvPicPr>
-                    <pic:cNvPr id="0" name="tertiary-infotech-logo.png"/>
+                    <pic:cNvPr id="0" name="image.png"/>
                     <pic:cNvPicPr/>
                   </pic:nvPicPr>
                   <pic:blipFill>
@@ -31,7 +31,7 @@
                   <pic:spPr>
                     <a:xfrm>
                       <a:off x="0" y="0"/>
-                      <a:ext cx="566928" cy="566928"/>
+                      <a:ext cx="804672" cy="804672"/>
                     </a:xfrm>
                     <a:prstGeom prst="rect"/>
                   </pic:spPr>
@@ -44,22 +44,22 @@
     </w:p>
     <w:p>
       <w:pPr>
-        <w:spacing w:before="0" w:after="40"/>
+        <w:spacing w:before="0" w:after="0"/>
         <w:jc w:val="center"/>
       </w:pPr>
       <w:r>
         <w:rPr>
           <w:rFonts w:ascii="Arial" w:hAnsi="Arial"/>
           <w:b/>
-          <w:color w:val="111827"/>
-          <w:sz w:val="30"/>
+          <w:color w:val="000000"/>
+          <w:sz w:val="13"/>
         </w:rPr>
         <w:t>Tertiary Infotech Academy Pte Ltd</w:t>
       </w:r>
     </w:p>
     <w:p>
       <w:pPr>
-        <w:spacing w:before="0" w:after="480"/>
+        <w:spacing w:before="0" w:after="180"/>
         <w:jc w:val="center"/>
       </w:pPr>
       <w:r>
@@ -67,14 +67,14 @@
           <w:rFonts w:ascii="Arial" w:hAnsi="Arial"/>
           <w:b w:val="0"/>
           <w:color w:val="525B6B"/>
-          <w:sz w:val="22"/>
+          <w:sz w:val="9"/>
         </w:rPr>
         <w:t>UEN: 201200696W</w:t>
       </w:r>
     </w:p>
     <w:p>
       <w:pPr>
-        <w:spacing w:before="0" w:after="240"/>
+        <w:spacing w:before="0" w:after="100"/>
         <w:jc w:val="center"/>
       </w:pPr>
       <w:r>
@@ -82,14 +82,14 @@
           <w:rFonts w:ascii="Arial" w:hAnsi="Arial"/>
           <w:b/>
           <w:color w:val="2563EB"/>
-          <w:sz w:val="60"/>
+          <w:sz w:val="27"/>
         </w:rPr>
         <w:t>LESSON PLAN</w:t>
       </w:r>
     </w:p>
     <w:p>
       <w:pPr>
-        <w:spacing w:before="0" w:after="200"/>
+        <w:spacing w:before="0" w:after="160"/>
         <w:jc w:val="center"/>
       </w:pPr>
       <w:r>
@@ -97,39 +97,9 @@
           <w:rFonts w:ascii="Arial" w:hAnsi="Arial"/>
           <w:b w:val="0"/>
           <w:color w:val="525B6B"/>
-          <w:sz w:val="24"/>
+          <w:sz w:val="12"/>
         </w:rPr>
         <w:t>For</w:t>
-      </w:r>
-    </w:p>
-    <w:p>
-      <w:pPr>
-        <w:spacing w:before="0" w:after="200"/>
-        <w:jc w:val="center"/>
-      </w:pPr>
-      <w:r>
-        <w:rPr>
-          <w:rFonts w:ascii="Arial" w:hAnsi="Arial"/>
-          <w:b/>
-          <w:color w:val="111827"/>
-          <w:sz w:val="44"/>
-        </w:rPr>
-        <w:t>Certified Kubernetes Administrator (CKA) Training</w:t>
-      </w:r>
-    </w:p>
-    <w:p>
-      <w:pPr>
-        <w:spacing w:before="0" w:after="560"/>
-        <w:jc w:val="center"/>
-      </w:pPr>
-      <w:r>
-        <w:rPr>
-          <w:rFonts w:ascii="Arial" w:hAnsi="Arial"/>
-          <w:b w:val="0"/>
-          <w:color w:val="111827"/>
-          <w:sz w:val="26"/>
-        </w:rPr>
-        <w:t>TGS Ref No: TGS-2025054612</w:t>
       </w:r>
     </w:p>
     <w:p>
@@ -140,31 +110,43 @@
       <w:r>
         <w:rPr>
           <w:rFonts w:ascii="Arial" w:hAnsi="Arial"/>
-          <w:b w:val="0"/>
-          <w:color w:val="525B6B"/>
+          <w:b/>
+          <w:color w:val="000000"/>
           <w:sz w:val="22"/>
         </w:rPr>
-        <w:t>Conducted by</w:t>
+        <w:t>Certified Kubernetes Administrator (CKA)</w:t>
+      </w:r>
+      <w:r>
+        <w:br/>
+      </w:r>
+      <w:r>
+        <w:rPr>
+          <w:rFonts w:ascii="Arial" w:hAnsi="Arial"/>
+          <w:b/>
+          <w:color w:val="000000"/>
+          <w:sz w:val="22"/>
+        </w:rPr>
+        <w:t>Training</w:t>
       </w:r>
     </w:p>
     <w:p>
       <w:pPr>
-        <w:spacing w:before="0" w:after="40"/>
+        <w:spacing w:before="0" w:after="160"/>
         <w:jc w:val="center"/>
       </w:pPr>
       <w:r>
         <w:rPr>
           <w:rFonts w:ascii="Arial" w:hAnsi="Arial"/>
-          <w:b/>
-          <w:color w:val="111827"/>
-          <w:sz w:val="28"/>
+          <w:b w:val="0"/>
+          <w:color w:val="000000"/>
+          <w:sz w:val="12"/>
         </w:rPr>
-        <w:t>Tertiary Infotech Academy Pte Ltd</w:t>
+        <w:t>TGS Ref No: TGS-2025054612</w:t>
       </w:r>
     </w:p>
     <w:p>
       <w:pPr>
-        <w:spacing w:before="0" w:after="360"/>
+        <w:spacing w:before="0" w:after="20"/>
         <w:jc w:val="center"/>
       </w:pPr>
       <w:r>
@@ -172,7 +154,37 @@
           <w:rFonts w:ascii="Arial" w:hAnsi="Arial"/>
           <w:b w:val="0"/>
           <w:color w:val="525B6B"/>
-          <w:sz w:val="22"/>
+          <w:sz w:val="12"/>
+        </w:rPr>
+        <w:t>Conducted by</w:t>
+      </w:r>
+    </w:p>
+    <w:p>
+      <w:pPr>
+        <w:spacing w:before="0" w:after="20"/>
+        <w:jc w:val="center"/>
+      </w:pPr>
+      <w:r>
+        <w:rPr>
+          <w:rFonts w:ascii="Arial" w:hAnsi="Arial"/>
+          <w:b/>
+          <w:color w:val="000000"/>
+          <w:sz w:val="14"/>
+        </w:rPr>
+        <w:t>Tertiary Infotech Academy Pte Ltd</w:t>
+      </w:r>
+    </w:p>
+    <w:p>
+      <w:pPr>
+        <w:spacing w:before="0" w:after="140"/>
+        <w:jc w:val="center"/>
+      </w:pPr>
+      <w:r>
+        <w:rPr>
+          <w:rFonts w:ascii="Arial" w:hAnsi="Arial"/>
+          <w:b w:val="0"/>
+          <w:color w:val="525B6B"/>
+          <w:sz w:val="9"/>
         </w:rPr>
         <w:t>UEN: 201200696W</w:t>
       </w:r>
@@ -187,7 +199,7 @@
           <w:rFonts w:ascii="Arial" w:hAnsi="Arial"/>
           <w:b/>
           <w:color w:val="2563EB"/>
-          <w:sz w:val="26"/>
+          <w:sz w:val="12"/>
         </w:rPr>
         <w:t>Version 1.0</w:t>
       </w:r>

--- a/courseware/LP-Certified-Kubernetes-Administrator-CKA.docx
+++ b/courseware/LP-Certified-Kubernetes-Administrator-CKA.docx
@@ -4,13 +4,13 @@
   <w:body>
     <w:p>
       <w:pPr>
-        <w:spacing w:before="360" w:after="60"/>
+        <w:spacing w:before="520" w:after="160" w:line="240" w:lineRule="auto"/>
         <w:jc w:val="center"/>
       </w:pPr>
       <w:r>
         <w:drawing>
           <wp:inline xmlns:a="http://schemas.openxmlformats.org/drawingml/2006/main" xmlns:pic="http://schemas.openxmlformats.org/drawingml/2006/picture">
-            <wp:extent cx="804672" cy="804672"/>
+            <wp:extent cx="1170432" cy="1170432"/>
             <wp:docPr id="1" name="Picture 1"/>
             <wp:cNvGraphicFramePr>
               <a:graphicFrameLocks noChangeAspect="1"/>
@@ -31,7 +31,7 @@
                   <pic:spPr>
                     <a:xfrm>
                       <a:off x="0" y="0"/>
-                      <a:ext cx="804672" cy="804672"/>
+                      <a:ext cx="1170432" cy="1170432"/>
                     </a:xfrm>
                     <a:prstGeom prst="rect"/>
                   </pic:spPr>
@@ -44,37 +44,37 @@
     </w:p>
     <w:p>
       <w:pPr>
-        <w:spacing w:before="0" w:after="0"/>
+        <w:spacing w:before="0" w:after="0" w:line="240" w:lineRule="auto"/>
         <w:jc w:val="center"/>
       </w:pPr>
       <w:r>
         <w:rPr>
           <w:rFonts w:ascii="Arial" w:hAnsi="Arial"/>
           <w:b/>
-          <w:color w:val="000000"/>
-          <w:sz w:val="13"/>
+          <w:color w:val="111827"/>
+          <w:sz w:val="22"/>
         </w:rPr>
         <w:t>Tertiary Infotech Academy Pte Ltd</w:t>
       </w:r>
     </w:p>
     <w:p>
       <w:pPr>
-        <w:spacing w:before="0" w:after="180"/>
+        <w:spacing w:before="0" w:after="440" w:line="240" w:lineRule="auto"/>
         <w:jc w:val="center"/>
       </w:pPr>
       <w:r>
         <w:rPr>
           <w:rFonts w:ascii="Arial" w:hAnsi="Arial"/>
           <w:b w:val="0"/>
-          <w:color w:val="525B6B"/>
-          <w:sz w:val="9"/>
+          <w:color w:val="4B5563"/>
+          <w:sz w:val="16"/>
         </w:rPr>
         <w:t>UEN: 201200696W</w:t>
       </w:r>
     </w:p>
     <w:p>
       <w:pPr>
-        <w:spacing w:before="0" w:after="100"/>
+        <w:spacing w:before="0" w:after="400" w:line="240" w:lineRule="auto"/>
         <w:jc w:val="center"/>
       </w:pPr>
       <w:r>
@@ -82,116 +82,122 @@
           <w:rFonts w:ascii="Arial" w:hAnsi="Arial"/>
           <w:b/>
           <w:color w:val="2563EB"/>
-          <w:sz w:val="27"/>
+          <w:sz w:val="48"/>
         </w:rPr>
         <w:t>LESSON PLAN</w:t>
       </w:r>
     </w:p>
     <w:p>
       <w:pPr>
-        <w:spacing w:before="0" w:after="160"/>
+        <w:spacing w:before="0" w:after="280" w:line="240" w:lineRule="auto"/>
         <w:jc w:val="center"/>
       </w:pPr>
       <w:r>
         <w:rPr>
           <w:rFonts w:ascii="Arial" w:hAnsi="Arial"/>
           <w:b w:val="0"/>
-          <w:color w:val="525B6B"/>
-          <w:sz w:val="12"/>
+          <w:color w:val="4B5563"/>
+          <w:sz w:val="22"/>
         </w:rPr>
         <w:t>For</w:t>
       </w:r>
     </w:p>
     <w:p>
       <w:pPr>
-        <w:spacing w:before="0" w:after="80"/>
+        <w:spacing w:before="0" w:after="320" w:line="252" w:lineRule="auto"/>
         <w:jc w:val="center"/>
       </w:pPr>
       <w:r>
         <w:rPr>
           <w:rFonts w:ascii="Arial" w:hAnsi="Arial"/>
           <w:b/>
-          <w:color w:val="000000"/>
-          <w:sz w:val="22"/>
+          <w:color w:val="111827"/>
+          <w:sz w:val="36"/>
         </w:rPr>
         <w:t>Certified Kubernetes Administrator (CKA)</w:t>
       </w:r>
       <w:r>
+        <w:rPr>
+          <w:rFonts w:ascii="Arial" w:hAnsi="Arial"/>
+          <w:b/>
+          <w:color w:val="111827"/>
+          <w:sz w:val="36"/>
+        </w:rPr>
         <w:br/>
       </w:r>
       <w:r>
         <w:rPr>
           <w:rFonts w:ascii="Arial" w:hAnsi="Arial"/>
           <w:b/>
-          <w:color w:val="000000"/>
-          <w:sz w:val="22"/>
+          <w:color w:val="111827"/>
+          <w:sz w:val="36"/>
         </w:rPr>
         <w:t>Training</w:t>
       </w:r>
     </w:p>
     <w:p>
       <w:pPr>
-        <w:spacing w:before="0" w:after="160"/>
+        <w:spacing w:before="0" w:after="360" w:line="240" w:lineRule="auto"/>
         <w:jc w:val="center"/>
       </w:pPr>
       <w:r>
         <w:rPr>
           <w:rFonts w:ascii="Arial" w:hAnsi="Arial"/>
           <w:b w:val="0"/>
-          <w:color w:val="000000"/>
-          <w:sz w:val="12"/>
+          <w:color w:val="111827"/>
+          <w:sz w:val="21"/>
         </w:rPr>
         <w:t>TGS Ref No: TGS-2025054612</w:t>
       </w:r>
     </w:p>
     <w:p>
       <w:pPr>
-        <w:spacing w:before="0" w:after="20"/>
+        <w:spacing w:before="0" w:after="80" w:line="240" w:lineRule="auto"/>
         <w:jc w:val="center"/>
       </w:pPr>
       <w:r>
         <w:rPr>
           <w:rFonts w:ascii="Arial" w:hAnsi="Arial"/>
           <w:b w:val="0"/>
-          <w:color w:val="525B6B"/>
-          <w:sz w:val="12"/>
+          <w:color w:val="4B5563"/>
+          <w:sz w:val="21"/>
         </w:rPr>
         <w:t>Conducted by</w:t>
       </w:r>
     </w:p>
     <w:p>
       <w:pPr>
-        <w:spacing w:before="0" w:after="20"/>
+        <w:spacing w:before="0" w:after="0" w:line="240" w:lineRule="auto"/>
         <w:jc w:val="center"/>
       </w:pPr>
       <w:r>
         <w:rPr>
           <w:rFonts w:ascii="Arial" w:hAnsi="Arial"/>
           <w:b/>
-          <w:color w:val="000000"/>
-          <w:sz w:val="14"/>
+          <w:color w:val="111827"/>
+          <w:sz w:val="22"/>
         </w:rPr>
         <w:t>Tertiary Infotech Academy Pte Ltd</w:t>
       </w:r>
     </w:p>
     <w:p>
       <w:pPr>
-        <w:spacing w:before="0" w:after="140"/>
+        <w:spacing w:before="0" w:after="360" w:line="240" w:lineRule="auto"/>
         <w:jc w:val="center"/>
       </w:pPr>
       <w:r>
         <w:rPr>
           <w:rFonts w:ascii="Arial" w:hAnsi="Arial"/>
           <w:b w:val="0"/>
-          <w:color w:val="525B6B"/>
-          <w:sz w:val="9"/>
+          <w:color w:val="4B5563"/>
+          <w:sz w:val="17"/>
         </w:rPr>
         <w:t>UEN: 201200696W</w:t>
       </w:r>
     </w:p>
     <w:p>
       <w:pPr>
-        <w:spacing w:before="0" w:after="0"/>
+        <w:spacing w:before="0" w:after="0" w:line="240" w:lineRule="auto"/>
         <w:jc w:val="center"/>
       </w:pPr>
       <w:r>
@@ -199,7 +205,7 @@
           <w:rFonts w:ascii="Arial" w:hAnsi="Arial"/>
           <w:b/>
           <w:color w:val="2563EB"/>
-          <w:sz w:val="12"/>
+          <w:sz w:val="21"/>
         </w:rPr>
         <w:t>Version 1.0</w:t>
       </w:r>
@@ -383,12 +389,187 @@
       </w:r>
     </w:p>
     <w:p>
+      <w:pPr>
+        <w:tabs>
+          <w:tab w:pos="8928" w:val="right" w:leader="dot"/>
+        </w:tabs>
+        <w:spacing w:after="60" w:line="252" w:lineRule="auto"/>
+      </w:pPr>
       <w:r>
-        <w:fldChar w:fldCharType="begin"/>
-        <w:instrText xml:space="preserve">TOC \o "1-1" \h \z \u</w:instrText>
-        <w:fldChar w:fldCharType="separate"/>
-        <w:t>Right-click and choose “Update Field”, or press F9, to build the table of contents.</w:t>
-        <w:fldChar w:fldCharType="end"/>
+        <w:rPr>
+          <w:rFonts w:ascii="Arial" w:hAnsi="Arial"/>
+          <w:sz w:val="21"/>
+        </w:rPr>
+        <w:t>Course Overview</w:t>
+      </w:r>
+      <w:r>
+        <w:rPr>
+          <w:rFonts w:ascii="Arial" w:hAnsi="Arial"/>
+          <w:sz w:val="21"/>
+        </w:rPr>
+        <w:tab/>
+        <w:t>4</w:t>
+      </w:r>
+    </w:p>
+    <w:p>
+      <w:pPr>
+        <w:tabs>
+          <w:tab w:pos="8928" w:val="right" w:leader="dot"/>
+        </w:tabs>
+        <w:spacing w:after="60" w:line="252" w:lineRule="auto"/>
+      </w:pPr>
+      <w:r>
+        <w:rPr>
+          <w:rFonts w:ascii="Arial" w:hAnsi="Arial"/>
+          <w:sz w:val="21"/>
+        </w:rPr>
+        <w:t>Learning Outcomes</w:t>
+      </w:r>
+      <w:r>
+        <w:rPr>
+          <w:rFonts w:ascii="Arial" w:hAnsi="Arial"/>
+          <w:sz w:val="21"/>
+        </w:rPr>
+        <w:tab/>
+        <w:t>4</w:t>
+      </w:r>
+    </w:p>
+    <w:p>
+      <w:pPr>
+        <w:tabs>
+          <w:tab w:pos="8928" w:val="right" w:leader="dot"/>
+        </w:tabs>
+        <w:spacing w:after="60" w:line="252" w:lineRule="auto"/>
+      </w:pPr>
+      <w:r>
+        <w:rPr>
+          <w:rFonts w:ascii="Arial" w:hAnsi="Arial"/>
+          <w:sz w:val="21"/>
+        </w:rPr>
+        <w:t>Day 1 - Cluster Architecture, Installation &amp; Configuration</w:t>
+      </w:r>
+      <w:r>
+        <w:rPr>
+          <w:rFonts w:ascii="Arial" w:hAnsi="Arial"/>
+          <w:sz w:val="21"/>
+        </w:rPr>
+        <w:tab/>
+        <w:t>5</w:t>
+      </w:r>
+    </w:p>
+    <w:p>
+      <w:pPr>
+        <w:tabs>
+          <w:tab w:pos="8928" w:val="right" w:leader="dot"/>
+        </w:tabs>
+        <w:spacing w:after="60" w:line="252" w:lineRule="auto"/>
+      </w:pPr>
+      <w:r>
+        <w:rPr>
+          <w:rFonts w:ascii="Arial" w:hAnsi="Arial"/>
+          <w:sz w:val="21"/>
+        </w:rPr>
+        <w:t>Day 2 - Workloads &amp; Scheduling + Services &amp; Networking</w:t>
+      </w:r>
+      <w:r>
+        <w:rPr>
+          <w:rFonts w:ascii="Arial" w:hAnsi="Arial"/>
+          <w:sz w:val="21"/>
+        </w:rPr>
+        <w:tab/>
+        <w:t>6</w:t>
+      </w:r>
+    </w:p>
+    <w:p>
+      <w:pPr>
+        <w:tabs>
+          <w:tab w:pos="8928" w:val="right" w:leader="dot"/>
+        </w:tabs>
+        <w:spacing w:after="60" w:line="252" w:lineRule="auto"/>
+      </w:pPr>
+      <w:r>
+        <w:rPr>
+          <w:rFonts w:ascii="Arial" w:hAnsi="Arial"/>
+          <w:sz w:val="21"/>
+        </w:rPr>
+        <w:t>Day 3 - Services &amp; Networking + Storage + Troubleshooting</w:t>
+      </w:r>
+      <w:r>
+        <w:rPr>
+          <w:rFonts w:ascii="Arial" w:hAnsi="Arial"/>
+          <w:sz w:val="21"/>
+        </w:rPr>
+        <w:tab/>
+        <w:t>7</w:t>
+      </w:r>
+    </w:p>
+    <w:p>
+      <w:pPr>
+        <w:tabs>
+          <w:tab w:pos="8928" w:val="right" w:leader="dot"/>
+        </w:tabs>
+        <w:spacing w:after="60" w:line="252" w:lineRule="auto"/>
+      </w:pPr>
+      <w:r>
+        <w:rPr>
+          <w:rFonts w:ascii="Arial" w:hAnsi="Arial"/>
+          <w:sz w:val="21"/>
+        </w:rPr>
+        <w:t>Day 4 (Half Day) - Troubleshooting + Mock Exam + Assessment</w:t>
+      </w:r>
+      <w:r>
+        <w:rPr>
+          <w:rFonts w:ascii="Arial" w:hAnsi="Arial"/>
+          <w:sz w:val="21"/>
+        </w:rPr>
+        <w:tab/>
+        <w:t>8</w:t>
+      </w:r>
+    </w:p>
+    <w:p>
+      <w:pPr>
+        <w:tabs>
+          <w:tab w:pos="8928" w:val="right" w:leader="dot"/>
+        </w:tabs>
+        <w:spacing w:after="60" w:line="252" w:lineRule="auto"/>
+      </w:pPr>
+      <w:r>
+        <w:rPr>
+          <w:rFonts w:ascii="Arial" w:hAnsi="Arial"/>
+          <w:sz w:val="21"/>
+        </w:rPr>
+        <w:t>Labs Covered</w:t>
+      </w:r>
+      <w:r>
+        <w:rPr>
+          <w:rFonts w:ascii="Arial" w:hAnsi="Arial"/>
+          <w:sz w:val="21"/>
+        </w:rPr>
+        <w:tab/>
+        <w:t>8</w:t>
+      </w:r>
+    </w:p>
+    <w:p>
+      <w:pPr>
+        <w:tabs>
+          <w:tab w:pos="8928" w:val="right" w:leader="dot"/>
+        </w:tabs>
+        <w:spacing w:after="60" w:line="252" w:lineRule="auto"/>
+      </w:pPr>
+      <w:r>
+        <w:rPr>
+          <w:rFonts w:ascii="Arial" w:hAnsi="Arial"/>
+          <w:sz w:val="21"/>
+        </w:rPr>
+        <w:t>Assessment</w:t>
+      </w:r>
+      <w:r>
+        <w:rPr>
+          <w:rFonts w:ascii="Arial" w:hAnsi="Arial"/>
+          <w:sz w:val="21"/>
+        </w:rPr>
+        <w:tab/>
+        <w:t>8</w:t>
       </w:r>
     </w:p>
     <w:p>
@@ -768,7 +949,6 @@
         </w:tc>
       </w:tr>
     </w:tbl>
-    <w:p/>
     <w:p>
       <w:pPr>
         <w:pStyle w:val="Heading1"/>

--- a/courseware/LP-Certified-Kubernetes-Administrator-CKA.docx
+++ b/courseware/LP-Certified-Kubernetes-Administrator-CKA.docx
@@ -204,10 +204,10 @@
         <w:rPr>
           <w:rFonts w:ascii="Arial" w:hAnsi="Arial"/>
           <w:b/>
-          <w:color w:val="2563EB"/>
-          <w:sz w:val="21"/>
+          <w:color w:val="246BCE"/>
+          <w:sz w:val="20"/>
         </w:rPr>
-        <w:t>Version 1.0</w:t>
+        <w:t>Version 1.2</w:t>
       </w:r>
     </w:p>
     <w:p>
@@ -231,8 +231,9 @@
     <w:tbl>
       <w:tblPr>
         <w:tblStyle w:val="TableGrid"/>
-        <w:tblW w:type="auto" w:w="0"/>
+        <w:tblW w:type="dxa" w:w="8698"/>
         <w:jc w:val="center"/>
+        <w:tblLayout w:type="fixed"/>
         <w:tblLook w:firstColumn="1" w:firstRow="1" w:lastColumn="0" w:lastRow="0" w:noHBand="0" w:noVBand="1" w:val="04A0"/>
       </w:tblPr>
       <w:tblGrid>
@@ -242,18 +243,31 @@
         <w:gridCol w:w="2160"/>
       </w:tblGrid>
       <w:tr>
-        <w:tc>
-          <w:tcPr>
-            <w:tcW w:type="dxa" w:w="2160"/>
+        <w:trPr>
+          <w:tblHeader w:val="true"/>
+          <w:cantSplit/>
+        </w:trPr>
+        <w:tc>
+          <w:tcPr>
+            <w:tcW w:type="dxa" w:w="1037"/>
             <w:shd w:val="clear" w:color="auto" w:fill="1F6FEB"/>
           </w:tcPr>
           <w:p>
-            <w:r/>
-            <w:r>
-              <w:rPr>
+            <w:pPr>
+              <w:spacing w:after="30" w:line="240" w:lineRule="auto"/>
+            </w:pPr>
+            <w:r>
+              <w:rPr>
+                <w:rFonts w:ascii="Arial" w:hAnsi="Arial"/>
+                <w:sz w:val="17"/>
+              </w:rPr>
+            </w:r>
+            <w:r>
+              <w:rPr>
+                <w:rFonts w:ascii="Arial" w:hAnsi="Arial"/>
                 <w:b/>
                 <w:color w:val="FFFFFF"/>
-                <w:sz w:val="19"/>
+                <w:sz w:val="17"/>
               </w:rPr>
               <w:t>Version Number</w:t>
             </w:r>
@@ -261,16 +275,25 @@
         </w:tc>
         <w:tc>
           <w:tcPr>
-            <w:tcW w:type="dxa" w:w="2160"/>
+            <w:tcW w:type="dxa" w:w="1613"/>
             <w:shd w:val="clear" w:color="auto" w:fill="1F6FEB"/>
           </w:tcPr>
           <w:p>
-            <w:r/>
-            <w:r>
-              <w:rPr>
+            <w:pPr>
+              <w:spacing w:after="30" w:line="240" w:lineRule="auto"/>
+            </w:pPr>
+            <w:r>
+              <w:rPr>
+                <w:rFonts w:ascii="Arial" w:hAnsi="Arial"/>
+                <w:sz w:val="17"/>
+              </w:rPr>
+            </w:r>
+            <w:r>
+              <w:rPr>
+                <w:rFonts w:ascii="Arial" w:hAnsi="Arial"/>
                 <w:b/>
                 <w:color w:val="FFFFFF"/>
-                <w:sz w:val="19"/>
+                <w:sz w:val="17"/>
               </w:rPr>
               <w:t>Effective Date of Release</w:t>
             </w:r>
@@ -278,16 +301,25 @@
         </w:tc>
         <w:tc>
           <w:tcPr>
-            <w:tcW w:type="dxa" w:w="2160"/>
+            <w:tcW w:type="dxa" w:w="4349"/>
             <w:shd w:val="clear" w:color="auto" w:fill="1F6FEB"/>
           </w:tcPr>
           <w:p>
-            <w:r/>
-            <w:r>
-              <w:rPr>
+            <w:pPr>
+              <w:spacing w:after="30" w:line="240" w:lineRule="auto"/>
+            </w:pPr>
+            <w:r>
+              <w:rPr>
+                <w:rFonts w:ascii="Arial" w:hAnsi="Arial"/>
+                <w:sz w:val="17"/>
+              </w:rPr>
+            </w:r>
+            <w:r>
+              <w:rPr>
+                <w:rFonts w:ascii="Arial" w:hAnsi="Arial"/>
                 <w:b/>
                 <w:color w:val="FFFFFF"/>
-                <w:sz w:val="19"/>
+                <w:sz w:val="17"/>
               </w:rPr>
               <w:t>Summary of Included Changes</w:t>
             </w:r>
@@ -295,16 +327,25 @@
         </w:tc>
         <w:tc>
           <w:tcPr>
-            <w:tcW w:type="dxa" w:w="2160"/>
+            <w:tcW w:type="dxa" w:w="1699"/>
             <w:shd w:val="clear" w:color="auto" w:fill="1F6FEB"/>
           </w:tcPr>
           <w:p>
-            <w:r/>
-            <w:r>
-              <w:rPr>
+            <w:pPr>
+              <w:spacing w:after="30" w:line="240" w:lineRule="auto"/>
+            </w:pPr>
+            <w:r>
+              <w:rPr>
+                <w:rFonts w:ascii="Arial" w:hAnsi="Arial"/>
+                <w:sz w:val="17"/>
+              </w:rPr>
+            </w:r>
+            <w:r>
+              <w:rPr>
+                <w:rFonts w:ascii="Arial" w:hAnsi="Arial"/>
                 <w:b/>
                 <w:color w:val="FFFFFF"/>
-                <w:sz w:val="19"/>
+                <w:sz w:val="17"/>
               </w:rPr>
               <w:t>Author</w:t>
             </w:r>
@@ -312,57 +353,268 @@
         </w:tc>
       </w:tr>
       <w:tr>
+        <w:trPr>
+          <w:cantSplit/>
+        </w:trPr>
+        <w:tc>
+          <w:tcPr>
+            <w:tcW w:type="dxa" w:w="1037"/>
+          </w:tcPr>
+          <w:p>
+            <w:pPr>
+              <w:spacing w:after="30" w:line="240" w:lineRule="auto"/>
+            </w:pPr>
+            <w:r>
+              <w:rPr>
+                <w:rFonts w:ascii="Arial" w:hAnsi="Arial"/>
+                <w:sz w:val="17"/>
+              </w:rPr>
+            </w:r>
+            <w:r>
+              <w:rPr>
+                <w:rFonts w:ascii="Arial" w:hAnsi="Arial"/>
+                <w:sz w:val="17"/>
+              </w:rPr>
+              <w:t>1.0</w:t>
+            </w:r>
+          </w:p>
+        </w:tc>
+        <w:tc>
+          <w:tcPr>
+            <w:tcW w:type="dxa" w:w="1613"/>
+          </w:tcPr>
+          <w:p>
+            <w:pPr>
+              <w:spacing w:after="30" w:line="240" w:lineRule="auto"/>
+            </w:pPr>
+            <w:r>
+              <w:rPr>
+                <w:rFonts w:ascii="Arial" w:hAnsi="Arial"/>
+                <w:sz w:val="17"/>
+              </w:rPr>
+            </w:r>
+            <w:r>
+              <w:rPr>
+                <w:rFonts w:ascii="Arial" w:hAnsi="Arial"/>
+                <w:sz w:val="17"/>
+              </w:rPr>
+              <w:t>02 July 2026</w:t>
+            </w:r>
+          </w:p>
+        </w:tc>
+        <w:tc>
+          <w:tcPr>
+            <w:tcW w:type="dxa" w:w="4349"/>
+          </w:tcPr>
+          <w:p>
+            <w:pPr>
+              <w:spacing w:after="30" w:line="240" w:lineRule="auto"/>
+            </w:pPr>
+            <w:r>
+              <w:rPr>
+                <w:rFonts w:ascii="Arial" w:hAnsi="Arial"/>
+                <w:sz w:val="17"/>
+              </w:rPr>
+            </w:r>
+            <w:r>
+              <w:rPr>
+                <w:rFonts w:ascii="Arial" w:hAnsi="Arial"/>
+                <w:sz w:val="17"/>
+              </w:rPr>
+              <w:t>First version -- 3.5-day lesson plan aligned to 31 CKA labs; Days 1-3: 9:00 AM - 6:00 PM; Day 4: half-day training + mock + assessment</w:t>
+            </w:r>
+          </w:p>
+        </w:tc>
+        <w:tc>
+          <w:tcPr>
+            <w:tcW w:type="dxa" w:w="1699"/>
+          </w:tcPr>
+          <w:p>
+            <w:pPr>
+              <w:spacing w:after="30" w:line="240" w:lineRule="auto"/>
+            </w:pPr>
+            <w:r>
+              <w:rPr>
+                <w:rFonts w:ascii="Arial" w:hAnsi="Arial"/>
+                <w:sz w:val="17"/>
+              </w:rPr>
+            </w:r>
+            <w:r>
+              <w:rPr>
+                <w:rFonts w:ascii="Arial" w:hAnsi="Arial"/>
+                <w:sz w:val="17"/>
+              </w:rPr>
+              <w:t>Tertiary Infotech Academy Pte Ltd</w:t>
+            </w:r>
+          </w:p>
+        </w:tc>
+      </w:tr>
+      <w:tr>
+        <w:trPr>
+          <w:cantSplit/>
+        </w:trPr>
+        <w:tc>
+          <w:tcPr>
+            <w:tcW w:type="dxa" w:w="1037"/>
+          </w:tcPr>
+          <w:p>
+            <w:pPr>
+              <w:spacing w:after="30" w:line="240" w:lineRule="auto"/>
+            </w:pPr>
+            <w:r>
+              <w:rPr>
+                <w:rFonts w:ascii="Arial" w:hAnsi="Arial"/>
+                <w:sz w:val="17"/>
+              </w:rPr>
+              <w:t>1.1</w:t>
+            </w:r>
+          </w:p>
+        </w:tc>
+        <w:tc>
+          <w:tcPr>
+            <w:tcW w:type="dxa" w:w="1613"/>
+          </w:tcPr>
+          <w:p>
+            <w:pPr>
+              <w:spacing w:after="30" w:line="240" w:lineRule="auto"/>
+            </w:pPr>
+            <w:r>
+              <w:rPr>
+                <w:rFonts w:ascii="Arial" w:hAnsi="Arial"/>
+                <w:sz w:val="17"/>
+              </w:rPr>
+              <w:t>14 July 2026</w:t>
+            </w:r>
+          </w:p>
+        </w:tc>
+        <w:tc>
+          <w:tcPr>
+            <w:tcW w:type="dxa" w:w="4349"/>
+          </w:tcPr>
+          <w:p>
+            <w:pPr>
+              <w:spacing w:after="30" w:line="240" w:lineRule="auto"/>
+              <w:jc w:val="left"/>
+            </w:pPr>
+            <w:r>
+              <w:rPr>
+                <w:rFonts w:ascii="Arial" w:hAnsi="Arial"/>
+                <w:sz w:val="18"/>
+              </w:rPr>
+              <w:t>WSQ tooling refresh; restored the LMS download visual, synchronized all slide references and break timing, and revalidated assessment flow, TOC, and cover layout.</w:t>
+            </w:r>
+          </w:p>
+        </w:tc>
+        <w:tc>
+          <w:tcPr>
+            <w:tcW w:type="dxa" w:w="1699"/>
+          </w:tcPr>
+          <w:p>
+            <w:pPr>
+              <w:spacing w:after="30" w:line="240" w:lineRule="auto"/>
+            </w:pPr>
+            <w:r>
+              <w:rPr>
+                <w:rFonts w:ascii="Arial" w:hAnsi="Arial"/>
+                <w:sz w:val="17"/>
+              </w:rPr>
+              <w:t>Tertiary Infotech Academy Pte Ltd</w:t>
+            </w:r>
+          </w:p>
+        </w:tc>
+      </w:tr>
+      <w:tr>
         <w:tc>
           <w:tcPr>
             <w:tcW w:type="dxa" w:w="2160"/>
-          </w:tcPr>
-          <w:p>
-            <w:r/>
-            <w:r>
-              <w:rPr>
-                <w:sz w:val="19"/>
-              </w:rPr>
-              <w:t>1.0</w:t>
+            <w:vAlign w:val="center"/>
+            <w:tcMar>
+              <w:top w:w="80" w:type="dxa"/>
+              <w:start w:w="120" w:type="dxa"/>
+              <w:bottom w:w="80" w:type="dxa"/>
+              <w:end w:w="120" w:type="dxa"/>
+            </w:tcMar>
+          </w:tcPr>
+          <w:p>
+            <w:pPr>
+              <w:spacing w:after="0"/>
+            </w:pPr>
+            <w:r>
+              <w:rPr>
+                <w:rFonts w:ascii="Arial" w:hAnsi="Arial"/>
+                <w:sz w:val="18"/>
+              </w:rPr>
+              <w:t>1.2</w:t>
             </w:r>
           </w:p>
         </w:tc>
         <w:tc>
           <w:tcPr>
             <w:tcW w:type="dxa" w:w="2160"/>
-          </w:tcPr>
-          <w:p>
-            <w:r/>
-            <w:r>
-              <w:rPr>
-                <w:sz w:val="19"/>
-              </w:rPr>
-              <w:t>02 July 2026</w:t>
+            <w:vAlign w:val="center"/>
+            <w:tcMar>
+              <w:top w:w="80" w:type="dxa"/>
+              <w:start w:w="120" w:type="dxa"/>
+              <w:bottom w:w="80" w:type="dxa"/>
+              <w:end w:w="120" w:type="dxa"/>
+            </w:tcMar>
+          </w:tcPr>
+          <w:p>
+            <w:pPr>
+              <w:spacing w:after="0"/>
+            </w:pPr>
+            <w:r>
+              <w:rPr>
+                <w:rFonts w:ascii="Arial" w:hAnsi="Arial"/>
+                <w:sz w:val="18"/>
+              </w:rPr>
+              <w:t>14 July 2026</w:t>
             </w:r>
           </w:p>
         </w:tc>
         <w:tc>
           <w:tcPr>
             <w:tcW w:type="dxa" w:w="2160"/>
-          </w:tcPr>
-          <w:p>
-            <w:r/>
-            <w:r>
-              <w:rPr>
-                <w:sz w:val="19"/>
-              </w:rPr>
-              <w:t>First version -- 3.5-day lesson plan aligned to 31 CKA labs; Days 1-3: 9:00 AM - 6:00 PM; Day 4: half-day training + mock + assessment</w:t>
+            <w:vAlign w:val="center"/>
+            <w:tcMar>
+              <w:top w:w="80" w:type="dxa"/>
+              <w:start w:w="120" w:type="dxa"/>
+              <w:bottom w:w="80" w:type="dxa"/>
+              <w:end w:w="120" w:type="dxa"/>
+            </w:tcMar>
+          </w:tcPr>
+          <w:p>
+            <w:pPr>
+              <w:spacing w:after="0"/>
+            </w:pPr>
+            <w:r>
+              <w:rPr>
+                <w:rFonts w:ascii="Arial" w:hAnsi="Arial"/>
+                <w:sz w:val="18"/>
+              </w:rPr>
+              <w:t>Completed and reformatted the Course Information section, improved table readability, and separated Learning Outcomes onto a clear new page.</w:t>
             </w:r>
           </w:p>
         </w:tc>
         <w:tc>
           <w:tcPr>
             <w:tcW w:type="dxa" w:w="2160"/>
-          </w:tcPr>
-          <w:p>
-            <w:r/>
-            <w:r>
-              <w:rPr>
-                <w:sz w:val="19"/>
+            <w:vAlign w:val="center"/>
+            <w:tcMar>
+              <w:top w:w="80" w:type="dxa"/>
+              <w:start w:w="120" w:type="dxa"/>
+              <w:bottom w:w="80" w:type="dxa"/>
+              <w:end w:w="120" w:type="dxa"/>
+            </w:tcMar>
+          </w:tcPr>
+          <w:p>
+            <w:pPr>
+              <w:spacing w:after="0"/>
+            </w:pPr>
+            <w:r>
+              <w:rPr>
+                <w:rFonts w:ascii="Arial" w:hAnsi="Arial"/>
+                <w:sz w:val="18"/>
               </w:rPr>
               <w:t>Tertiary Infotech Academy Pte Ltd</w:t>
             </w:r>
@@ -396,17 +648,7 @@
         <w:spacing w:after="60" w:line="252" w:lineRule="auto"/>
       </w:pPr>
       <w:r>
-        <w:rPr>
-          <w:rFonts w:ascii="Arial" w:hAnsi="Arial"/>
-          <w:sz w:val="21"/>
-        </w:rPr>
-        <w:t>Course Overview</w:t>
-      </w:r>
-      <w:r>
-        <w:rPr>
-          <w:rFonts w:ascii="Arial" w:hAnsi="Arial"/>
-          <w:sz w:val="21"/>
-        </w:rPr>
+        <w:t>Course Information</w:t>
         <w:tab/>
         <w:t>4</w:t>
       </w:r>
@@ -419,17 +661,7 @@
         <w:spacing w:after="60" w:line="252" w:lineRule="auto"/>
       </w:pPr>
       <w:r>
-        <w:rPr>
-          <w:rFonts w:ascii="Arial" w:hAnsi="Arial"/>
-          <w:sz w:val="21"/>
-        </w:rPr>
-        <w:t>Learning Outcomes</w:t>
-      </w:r>
-      <w:r>
-        <w:rPr>
-          <w:rFonts w:ascii="Arial" w:hAnsi="Arial"/>
-          <w:sz w:val="21"/>
-        </w:rPr>
+        <w:t>Course Overview</w:t>
         <w:tab/>
         <w:t>4</w:t>
       </w:r>
@@ -442,17 +674,7 @@
         <w:spacing w:after="60" w:line="252" w:lineRule="auto"/>
       </w:pPr>
       <w:r>
-        <w:rPr>
-          <w:rFonts w:ascii="Arial" w:hAnsi="Arial"/>
-          <w:sz w:val="21"/>
-        </w:rPr>
-        <w:t>Day 1 - Cluster Architecture, Installation &amp; Configuration</w:t>
-      </w:r>
-      <w:r>
-        <w:rPr>
-          <w:rFonts w:ascii="Arial" w:hAnsi="Arial"/>
-          <w:sz w:val="21"/>
-        </w:rPr>
+        <w:t>Learning Outcomes</w:t>
         <w:tab/>
         <w:t>5</w:t>
       </w:r>
@@ -465,17 +687,7 @@
         <w:spacing w:after="60" w:line="252" w:lineRule="auto"/>
       </w:pPr>
       <w:r>
-        <w:rPr>
-          <w:rFonts w:ascii="Arial" w:hAnsi="Arial"/>
-          <w:sz w:val="21"/>
-        </w:rPr>
-        <w:t>Day 2 - Workloads &amp; Scheduling + Services &amp; Networking</w:t>
-      </w:r>
-      <w:r>
-        <w:rPr>
-          <w:rFonts w:ascii="Arial" w:hAnsi="Arial"/>
-          <w:sz w:val="21"/>
-        </w:rPr>
+        <w:t>Day 1 - Cluster Architecture, Installation &amp; Configuration</w:t>
         <w:tab/>
         <w:t>6</w:t>
       </w:r>
@@ -488,17 +700,7 @@
         <w:spacing w:after="60" w:line="252" w:lineRule="auto"/>
       </w:pPr>
       <w:r>
-        <w:rPr>
-          <w:rFonts w:ascii="Arial" w:hAnsi="Arial"/>
-          <w:sz w:val="21"/>
-        </w:rPr>
-        <w:t>Day 3 - Services &amp; Networking + Storage + Troubleshooting</w:t>
-      </w:r>
-      <w:r>
-        <w:rPr>
-          <w:rFonts w:ascii="Arial" w:hAnsi="Arial"/>
-          <w:sz w:val="21"/>
-        </w:rPr>
+        <w:t>Day 2 - Workloads &amp; Scheduling + Services &amp; Networking</w:t>
         <w:tab/>
         <w:t>7</w:t>
       </w:r>
@@ -511,17 +713,7 @@
         <w:spacing w:after="60" w:line="252" w:lineRule="auto"/>
       </w:pPr>
       <w:r>
-        <w:rPr>
-          <w:rFonts w:ascii="Arial" w:hAnsi="Arial"/>
-          <w:sz w:val="21"/>
-        </w:rPr>
-        <w:t>Day 4 (Half Day) - Troubleshooting + Mock Exam + Assessment</w:t>
-      </w:r>
-      <w:r>
-        <w:rPr>
-          <w:rFonts w:ascii="Arial" w:hAnsi="Arial"/>
-          <w:sz w:val="21"/>
-        </w:rPr>
+        <w:t>Day 3 - Services &amp; Networking + Storage + Troubleshooting</w:t>
         <w:tab/>
         <w:t>8</w:t>
       </w:r>
@@ -534,19 +726,9 @@
         <w:spacing w:after="60" w:line="252" w:lineRule="auto"/>
       </w:pPr>
       <w:r>
-        <w:rPr>
-          <w:rFonts w:ascii="Arial" w:hAnsi="Arial"/>
-          <w:sz w:val="21"/>
-        </w:rPr>
-        <w:t>Labs Covered</w:t>
-      </w:r>
-      <w:r>
-        <w:rPr>
-          <w:rFonts w:ascii="Arial" w:hAnsi="Arial"/>
-          <w:sz w:val="21"/>
-        </w:rPr>
+        <w:t>Day 4 (Half Day) - Troubleshooting + Mock Exam + Assessment</w:t>
         <w:tab/>
-        <w:t>8</w:t>
+        <w:t>9</w:t>
       </w:r>
     </w:p>
     <w:p>
@@ -557,19 +739,22 @@
         <w:spacing w:after="60" w:line="252" w:lineRule="auto"/>
       </w:pPr>
       <w:r>
-        <w:rPr>
-          <w:rFonts w:ascii="Arial" w:hAnsi="Arial"/>
-          <w:sz w:val="21"/>
-        </w:rPr>
+        <w:t>Labs Covered</w:t>
+        <w:tab/>
+        <w:t>10</w:t>
+      </w:r>
+    </w:p>
+    <w:p>
+      <w:pPr>
+        <w:tabs>
+          <w:tab w:pos="8928" w:val="right" w:leader="dot"/>
+        </w:tabs>
+        <w:spacing w:after="60" w:line="252" w:lineRule="auto"/>
+      </w:pPr>
+      <w:r>
         <w:t>Assessment</w:t>
-      </w:r>
-      <w:r>
-        <w:rPr>
-          <w:rFonts w:ascii="Arial" w:hAnsi="Arial"/>
-          <w:sz w:val="21"/>
-        </w:rPr>
         <w:tab/>
-        <w:t>8</w:t>
+        <w:t>12</w:t>
       </w:r>
     </w:p>
     <w:p>
@@ -577,31 +762,77 @@
         <w:br w:type="page"/>
       </w:r>
     </w:p>
+    <w:p>
+      <w:pPr>
+        <w:pStyle w:val="Heading1"/>
+        <w:keepNext/>
+        <w:spacing w:before="0" w:after="160"/>
+      </w:pPr>
+      <w:r>
+        <w:rPr>
+          <w:rFonts w:ascii="Arial" w:hAnsi="Arial"/>
+          <w:b/>
+          <w:color w:val="246BCE"/>
+          <w:sz w:val="32"/>
+        </w:rPr>
+        <w:t>Course Information</w:t>
+      </w:r>
+    </w:p>
     <w:tbl>
       <w:tblPr>
         <w:tblStyle w:val="TableGrid"/>
-        <w:tblW w:type="auto" w:w="0"/>
+        <w:tblW w:type="dxa" w:w="9000"/>
         <w:jc w:val="center"/>
+        <w:tblLayout w:type="fixed"/>
         <w:tblLook w:firstColumn="1" w:firstRow="1" w:lastColumn="0" w:lastRow="0" w:noHBand="0" w:noVBand="1" w:val="04A0"/>
       </w:tblPr>
       <w:tblGrid>
-        <w:gridCol w:w="4320"/>
-        <w:gridCol w:w="4320"/>
+        <w:gridCol w:w="2500"/>
+        <w:gridCol w:w="6500"/>
       </w:tblGrid>
       <w:tr>
-        <w:tc>
-          <w:tcPr>
-            <w:tcW w:type="dxa" w:w="3168"/>
-            <w:shd w:val="clear" w:color="auto" w:fill="F1F5FB"/>
-          </w:tcPr>
-          <w:p>
-            <w:r/>
-            <w:r>
-              <w:rPr>
+        <w:trPr>
+          <w:tblHeader w:val="true"/>
+          <w:cantSplit/>
+          <w:cantSplit/>
+        </w:trPr>
+        <w:tc>
+          <w:tcPr>
+            <w:tcW w:type="dxa" w:w="2500"/>
+            <w:shd w:val="clear" w:color="auto" w:fill="EAF1F8"/>
+            <w:tcMar>
+              <w:top w:w="90" w:type="dxa"/>
+              <w:start w:w="120" w:type="dxa"/>
+              <w:bottom w:w="90" w:type="dxa"/>
+              <w:end w:w="120" w:type="dxa"/>
+            </w:tcMar>
+            <w:tcBorders>
+              <w:top w:val="single" w:sz="6" w:color="9AA8B8"/>
+              <w:start w:val="single" w:sz="6" w:color="9AA8B8"/>
+              <w:bottom w:val="single" w:sz="6" w:color="9AA8B8"/>
+              <w:end w:val="single" w:sz="6" w:color="9AA8B8"/>
+            </w:tcBorders>
+            <w:vAlign w:val="center"/>
+          </w:tcPr>
+          <w:p>
+            <w:pPr>
+              <w:spacing w:before="0" w:after="0" w:line="252" w:lineRule="auto"/>
+            </w:pPr>
+            <w:r>
+              <w:rPr>
+                <w:rFonts w:ascii="Arial" w:hAnsi="Arial"/>
+                <w:b/>
+                <w:color w:val="182130"/>
+                <w:sz w:val="21"/>
+              </w:rPr>
+            </w:r>
+            <w:r>
+              <w:rPr>
+                <w:rFonts w:ascii="Arial" w:hAnsi="Arial"/>
                 <w:b/>
                 <w:i w:val="0"/>
-                <w:color w:val="111827"/>
-                <w:sz w:val="20"/>
+                <w:color w:val="182130"/>
+                <w:sz w:val="21"/>
               </w:rPr>
               <w:t>Course Title</w:t>
             </w:r>
@@ -609,15 +840,41 @@
         </w:tc>
         <w:tc>
           <w:tcPr>
-            <w:tcW w:type="dxa" w:w="6192"/>
-          </w:tcPr>
-          <w:p>
-            <w:r/>
-            <w:r>
-              <w:rPr>
+            <w:tcW w:type="dxa" w:w="6500"/>
+            <w:tcMar>
+              <w:top w:w="90" w:type="dxa"/>
+              <w:start w:w="120" w:type="dxa"/>
+              <w:bottom w:w="90" w:type="dxa"/>
+              <w:end w:w="120" w:type="dxa"/>
+            </w:tcMar>
+            <w:tcBorders>
+              <w:top w:val="single" w:sz="6" w:color="9AA8B8"/>
+              <w:start w:val="single" w:sz="6" w:color="9AA8B8"/>
+              <w:bottom w:val="single" w:sz="6" w:color="9AA8B8"/>
+              <w:end w:val="single" w:sz="6" w:color="9AA8B8"/>
+            </w:tcBorders>
+            <w:vAlign w:val="center"/>
+            <w:shd w:fill="FFFFFF"/>
+          </w:tcPr>
+          <w:p>
+            <w:pPr>
+              <w:spacing w:before="0" w:after="0" w:line="252" w:lineRule="auto"/>
+            </w:pPr>
+            <w:r>
+              <w:rPr>
+                <w:rFonts w:ascii="Arial" w:hAnsi="Arial"/>
+                <w:b w:val="0"/>
+                <w:color w:val="182130"/>
+                <w:sz w:val="21"/>
+              </w:rPr>
+            </w:r>
+            <w:r>
+              <w:rPr>
+                <w:rFonts w:ascii="Arial" w:hAnsi="Arial"/>
                 <w:b w:val="0"/>
                 <w:i w:val="0"/>
-                <w:sz w:val="20"/>
+                <w:color w:val="182130"/>
+                <w:sz w:val="21"/>
               </w:rPr>
               <w:t>Certified Kubernetes Administrator (CKA)</w:t>
             </w:r>
@@ -625,19 +882,47 @@
         </w:tc>
       </w:tr>
       <w:tr>
-        <w:tc>
-          <w:tcPr>
-            <w:tcW w:type="dxa" w:w="3168"/>
-            <w:shd w:val="clear" w:color="auto" w:fill="F1F5FB"/>
-          </w:tcPr>
-          <w:p>
-            <w:r/>
-            <w:r>
-              <w:rPr>
+        <w:trPr>
+          <w:cantSplit/>
+          <w:cantSplit/>
+        </w:trPr>
+        <w:tc>
+          <w:tcPr>
+            <w:tcW w:type="dxa" w:w="2500"/>
+            <w:shd w:val="clear" w:color="auto" w:fill="EAF1F8"/>
+            <w:tcMar>
+              <w:top w:w="90" w:type="dxa"/>
+              <w:start w:w="120" w:type="dxa"/>
+              <w:bottom w:w="90" w:type="dxa"/>
+              <w:end w:w="120" w:type="dxa"/>
+            </w:tcMar>
+            <w:tcBorders>
+              <w:top w:val="single" w:sz="6" w:color="9AA8B8"/>
+              <w:start w:val="single" w:sz="6" w:color="9AA8B8"/>
+              <w:bottom w:val="single" w:sz="6" w:color="9AA8B8"/>
+              <w:end w:val="single" w:sz="6" w:color="9AA8B8"/>
+            </w:tcBorders>
+            <w:vAlign w:val="center"/>
+          </w:tcPr>
+          <w:p>
+            <w:pPr>
+              <w:spacing w:before="0" w:after="0" w:line="252" w:lineRule="auto"/>
+            </w:pPr>
+            <w:r>
+              <w:rPr>
+                <w:rFonts w:ascii="Arial" w:hAnsi="Arial"/>
+                <w:b/>
+                <w:color w:val="182130"/>
+                <w:sz w:val="21"/>
+              </w:rPr>
+            </w:r>
+            <w:r>
+              <w:rPr>
+                <w:rFonts w:ascii="Arial" w:hAnsi="Arial"/>
                 <w:b/>
                 <w:i w:val="0"/>
-                <w:color w:val="111827"/>
-                <w:sz w:val="20"/>
+                <w:color w:val="182130"/>
+                <w:sz w:val="21"/>
               </w:rPr>
               <w:t>Course Code</w:t>
             </w:r>
@@ -645,15 +930,41 @@
         </w:tc>
         <w:tc>
           <w:tcPr>
-            <w:tcW w:type="dxa" w:w="6192"/>
-          </w:tcPr>
-          <w:p>
-            <w:r/>
-            <w:r>
-              <w:rPr>
+            <w:tcW w:type="dxa" w:w="6500"/>
+            <w:tcMar>
+              <w:top w:w="90" w:type="dxa"/>
+              <w:start w:w="120" w:type="dxa"/>
+              <w:bottom w:w="90" w:type="dxa"/>
+              <w:end w:w="120" w:type="dxa"/>
+            </w:tcMar>
+            <w:tcBorders>
+              <w:top w:val="single" w:sz="6" w:color="9AA8B8"/>
+              <w:start w:val="single" w:sz="6" w:color="9AA8B8"/>
+              <w:bottom w:val="single" w:sz="6" w:color="9AA8B8"/>
+              <w:end w:val="single" w:sz="6" w:color="9AA8B8"/>
+            </w:tcBorders>
+            <w:vAlign w:val="center"/>
+            <w:shd w:fill="FFFFFF"/>
+          </w:tcPr>
+          <w:p>
+            <w:pPr>
+              <w:spacing w:before="0" w:after="0" w:line="252" w:lineRule="auto"/>
+            </w:pPr>
+            <w:r>
+              <w:rPr>
+                <w:rFonts w:ascii="Arial" w:hAnsi="Arial"/>
+                <w:b w:val="0"/>
+                <w:color w:val="182130"/>
+                <w:sz w:val="21"/>
+              </w:rPr>
+            </w:r>
+            <w:r>
+              <w:rPr>
+                <w:rFonts w:ascii="Arial" w:hAnsi="Arial"/>
                 <w:b w:val="0"/>
                 <w:i w:val="0"/>
-                <w:sz w:val="20"/>
+                <w:color w:val="182130"/>
+                <w:sz w:val="21"/>
               </w:rPr>
               <w:t>TGS-2025054612</w:t>
             </w:r>
@@ -661,19 +972,47 @@
         </w:tc>
       </w:tr>
       <w:tr>
-        <w:tc>
-          <w:tcPr>
-            <w:tcW w:type="dxa" w:w="3168"/>
-            <w:shd w:val="clear" w:color="auto" w:fill="F1F5FB"/>
-          </w:tcPr>
-          <w:p>
-            <w:r/>
-            <w:r>
-              <w:rPr>
+        <w:trPr>
+          <w:cantSplit/>
+          <w:cantSplit/>
+        </w:trPr>
+        <w:tc>
+          <w:tcPr>
+            <w:tcW w:type="dxa" w:w="2500"/>
+            <w:shd w:val="clear" w:color="auto" w:fill="EAF1F8"/>
+            <w:tcMar>
+              <w:top w:w="90" w:type="dxa"/>
+              <w:start w:w="120" w:type="dxa"/>
+              <w:bottom w:w="90" w:type="dxa"/>
+              <w:end w:w="120" w:type="dxa"/>
+            </w:tcMar>
+            <w:tcBorders>
+              <w:top w:val="single" w:sz="6" w:color="9AA8B8"/>
+              <w:start w:val="single" w:sz="6" w:color="9AA8B8"/>
+              <w:bottom w:val="single" w:sz="6" w:color="9AA8B8"/>
+              <w:end w:val="single" w:sz="6" w:color="9AA8B8"/>
+            </w:tcBorders>
+            <w:vAlign w:val="center"/>
+          </w:tcPr>
+          <w:p>
+            <w:pPr>
+              <w:spacing w:before="0" w:after="0" w:line="252" w:lineRule="auto"/>
+            </w:pPr>
+            <w:r>
+              <w:rPr>
+                <w:rFonts w:ascii="Arial" w:hAnsi="Arial"/>
+                <w:b/>
+                <w:color w:val="182130"/>
+                <w:sz w:val="21"/>
+              </w:rPr>
+            </w:r>
+            <w:r>
+              <w:rPr>
+                <w:rFonts w:ascii="Arial" w:hAnsi="Arial"/>
                 <w:b/>
                 <w:i w:val="0"/>
-                <w:color w:val="111827"/>
-                <w:sz w:val="20"/>
+                <w:color w:val="182130"/>
+                <w:sz w:val="21"/>
               </w:rPr>
               <w:t>Duration</w:t>
             </w:r>
@@ -681,15 +1020,41 @@
         </w:tc>
         <w:tc>
           <w:tcPr>
-            <w:tcW w:type="dxa" w:w="6192"/>
-          </w:tcPr>
-          <w:p>
-            <w:r/>
-            <w:r>
-              <w:rPr>
+            <w:tcW w:type="dxa" w:w="6500"/>
+            <w:tcMar>
+              <w:top w:w="90" w:type="dxa"/>
+              <w:start w:w="120" w:type="dxa"/>
+              <w:bottom w:w="90" w:type="dxa"/>
+              <w:end w:w="120" w:type="dxa"/>
+            </w:tcMar>
+            <w:tcBorders>
+              <w:top w:val="single" w:sz="6" w:color="9AA8B8"/>
+              <w:start w:val="single" w:sz="6" w:color="9AA8B8"/>
+              <w:bottom w:val="single" w:sz="6" w:color="9AA8B8"/>
+              <w:end w:val="single" w:sz="6" w:color="9AA8B8"/>
+            </w:tcBorders>
+            <w:vAlign w:val="center"/>
+            <w:shd w:fill="FFFFFF"/>
+          </w:tcPr>
+          <w:p>
+            <w:pPr>
+              <w:spacing w:before="0" w:after="0" w:line="252" w:lineRule="auto"/>
+            </w:pPr>
+            <w:r>
+              <w:rPr>
+                <w:rFonts w:ascii="Arial" w:hAnsi="Arial"/>
+                <w:b w:val="0"/>
+                <w:color w:val="182130"/>
+                <w:sz w:val="21"/>
+              </w:rPr>
+            </w:r>
+            <w:r>
+              <w:rPr>
+                <w:rFonts w:ascii="Arial" w:hAnsi="Arial"/>
                 <w:b w:val="0"/>
                 <w:i w:val="0"/>
-                <w:sz w:val="20"/>
+                <w:color w:val="182130"/>
+                <w:sz w:val="21"/>
               </w:rPr>
               <w:t>3.5 Days (28 training hours)</w:t>
             </w:r>
@@ -697,19 +1062,47 @@
         </w:tc>
       </w:tr>
       <w:tr>
-        <w:tc>
-          <w:tcPr>
-            <w:tcW w:type="dxa" w:w="3168"/>
-            <w:shd w:val="clear" w:color="auto" w:fill="F1F5FB"/>
-          </w:tcPr>
-          <w:p>
-            <w:r/>
-            <w:r>
-              <w:rPr>
+        <w:trPr>
+          <w:cantSplit/>
+          <w:cantSplit/>
+        </w:trPr>
+        <w:tc>
+          <w:tcPr>
+            <w:tcW w:type="dxa" w:w="2500"/>
+            <w:shd w:val="clear" w:color="auto" w:fill="EAF1F8"/>
+            <w:tcMar>
+              <w:top w:w="90" w:type="dxa"/>
+              <w:start w:w="120" w:type="dxa"/>
+              <w:bottom w:w="90" w:type="dxa"/>
+              <w:end w:w="120" w:type="dxa"/>
+            </w:tcMar>
+            <w:tcBorders>
+              <w:top w:val="single" w:sz="6" w:color="9AA8B8"/>
+              <w:start w:val="single" w:sz="6" w:color="9AA8B8"/>
+              <w:bottom w:val="single" w:sz="6" w:color="9AA8B8"/>
+              <w:end w:val="single" w:sz="6" w:color="9AA8B8"/>
+            </w:tcBorders>
+            <w:vAlign w:val="center"/>
+          </w:tcPr>
+          <w:p>
+            <w:pPr>
+              <w:spacing w:before="0" w:after="0" w:line="252" w:lineRule="auto"/>
+            </w:pPr>
+            <w:r>
+              <w:rPr>
+                <w:rFonts w:ascii="Arial" w:hAnsi="Arial"/>
+                <w:b/>
+                <w:color w:val="182130"/>
+                <w:sz w:val="21"/>
+              </w:rPr>
+            </w:r>
+            <w:r>
+              <w:rPr>
+                <w:rFonts w:ascii="Arial" w:hAnsi="Arial"/>
                 <w:b/>
                 <w:i w:val="0"/>
-                <w:color w:val="111827"/>
-                <w:sz w:val="20"/>
+                <w:color w:val="182130"/>
+                <w:sz w:val="21"/>
               </w:rPr>
               <w:t>Daily Schedule (Days 1-3)</w:t>
             </w:r>
@@ -717,15 +1110,41 @@
         </w:tc>
         <w:tc>
           <w:tcPr>
-            <w:tcW w:type="dxa" w:w="6192"/>
-          </w:tcPr>
-          <w:p>
-            <w:r/>
-            <w:r>
-              <w:rPr>
+            <w:tcW w:type="dxa" w:w="6500"/>
+            <w:tcMar>
+              <w:top w:w="90" w:type="dxa"/>
+              <w:start w:w="120" w:type="dxa"/>
+              <w:bottom w:w="90" w:type="dxa"/>
+              <w:end w:w="120" w:type="dxa"/>
+            </w:tcMar>
+            <w:tcBorders>
+              <w:top w:val="single" w:sz="6" w:color="9AA8B8"/>
+              <w:start w:val="single" w:sz="6" w:color="9AA8B8"/>
+              <w:bottom w:val="single" w:sz="6" w:color="9AA8B8"/>
+              <w:end w:val="single" w:sz="6" w:color="9AA8B8"/>
+            </w:tcBorders>
+            <w:vAlign w:val="center"/>
+            <w:shd w:fill="FFFFFF"/>
+          </w:tcPr>
+          <w:p>
+            <w:pPr>
+              <w:spacing w:before="0" w:after="0" w:line="252" w:lineRule="auto"/>
+            </w:pPr>
+            <w:r>
+              <w:rPr>
+                <w:rFonts w:ascii="Arial" w:hAnsi="Arial"/>
+                <w:b w:val="0"/>
+                <w:color w:val="182130"/>
+                <w:sz w:val="21"/>
+              </w:rPr>
+            </w:r>
+            <w:r>
+              <w:rPr>
+                <w:rFonts w:ascii="Arial" w:hAnsi="Arial"/>
                 <w:b w:val="0"/>
                 <w:i w:val="0"/>
-                <w:sz w:val="20"/>
+                <w:color w:val="182130"/>
+                <w:sz w:val="21"/>
               </w:rPr>
               <w:t>9:00 AM - 6:00 PM (8 training hours/day, excluding lunch)</w:t>
             </w:r>
@@ -733,19 +1152,47 @@
         </w:tc>
       </w:tr>
       <w:tr>
-        <w:tc>
-          <w:tcPr>
-            <w:tcW w:type="dxa" w:w="3168"/>
-            <w:shd w:val="clear" w:color="auto" w:fill="F1F5FB"/>
-          </w:tcPr>
-          <w:p>
-            <w:r/>
-            <w:r>
-              <w:rPr>
+        <w:trPr>
+          <w:cantSplit/>
+          <w:cantSplit/>
+        </w:trPr>
+        <w:tc>
+          <w:tcPr>
+            <w:tcW w:type="dxa" w:w="2500"/>
+            <w:shd w:val="clear" w:color="auto" w:fill="EAF1F8"/>
+            <w:tcMar>
+              <w:top w:w="90" w:type="dxa"/>
+              <w:start w:w="120" w:type="dxa"/>
+              <w:bottom w:w="90" w:type="dxa"/>
+              <w:end w:w="120" w:type="dxa"/>
+            </w:tcMar>
+            <w:tcBorders>
+              <w:top w:val="single" w:sz="6" w:color="9AA8B8"/>
+              <w:start w:val="single" w:sz="6" w:color="9AA8B8"/>
+              <w:bottom w:val="single" w:sz="6" w:color="9AA8B8"/>
+              <w:end w:val="single" w:sz="6" w:color="9AA8B8"/>
+            </w:tcBorders>
+            <w:vAlign w:val="center"/>
+          </w:tcPr>
+          <w:p>
+            <w:pPr>
+              <w:spacing w:before="0" w:after="0" w:line="252" w:lineRule="auto"/>
+            </w:pPr>
+            <w:r>
+              <w:rPr>
+                <w:rFonts w:ascii="Arial" w:hAnsi="Arial"/>
+                <w:b/>
+                <w:color w:val="182130"/>
+                <w:sz w:val="21"/>
+              </w:rPr>
+            </w:r>
+            <w:r>
+              <w:rPr>
+                <w:rFonts w:ascii="Arial" w:hAnsi="Arial"/>
                 <w:b/>
                 <w:i w:val="0"/>
-                <w:color w:val="111827"/>
-                <w:sz w:val="20"/>
+                <w:color w:val="182130"/>
+                <w:sz w:val="21"/>
               </w:rPr>
               <w:t>Day 4 Schedule</w:t>
             </w:r>
@@ -753,15 +1200,41 @@
         </w:tc>
         <w:tc>
           <w:tcPr>
-            <w:tcW w:type="dxa" w:w="6192"/>
-          </w:tcPr>
-          <w:p>
-            <w:r/>
-            <w:r>
-              <w:rPr>
+            <w:tcW w:type="dxa" w:w="6500"/>
+            <w:tcMar>
+              <w:top w:w="90" w:type="dxa"/>
+              <w:start w:w="120" w:type="dxa"/>
+              <w:bottom w:w="90" w:type="dxa"/>
+              <w:end w:w="120" w:type="dxa"/>
+            </w:tcMar>
+            <w:tcBorders>
+              <w:top w:val="single" w:sz="6" w:color="9AA8B8"/>
+              <w:start w:val="single" w:sz="6" w:color="9AA8B8"/>
+              <w:bottom w:val="single" w:sz="6" w:color="9AA8B8"/>
+              <w:end w:val="single" w:sz="6" w:color="9AA8B8"/>
+            </w:tcBorders>
+            <w:vAlign w:val="center"/>
+            <w:shd w:fill="FFFFFF"/>
+          </w:tcPr>
+          <w:p>
+            <w:pPr>
+              <w:spacing w:before="0" w:after="0" w:line="252" w:lineRule="auto"/>
+            </w:pPr>
+            <w:r>
+              <w:rPr>
+                <w:rFonts w:ascii="Arial" w:hAnsi="Arial"/>
+                <w:b w:val="0"/>
+                <w:color w:val="182130"/>
+                <w:sz w:val="21"/>
+              </w:rPr>
+            </w:r>
+            <w:r>
+              <w:rPr>
+                <w:rFonts w:ascii="Arial" w:hAnsi="Arial"/>
                 <w:b w:val="0"/>
                 <w:i w:val="0"/>
-                <w:sz w:val="20"/>
+                <w:color w:val="182130"/>
+                <w:sz w:val="21"/>
               </w:rPr>
               <w:t>9:00 AM - 12:00 PM training; 12:00-1:00 PM lunch; 1:00-3:30 PM mock exam; 3:30-3:45 PM tea break; 3:45-6:00 PM assessment briefing &amp; final assessment</w:t>
             </w:r>
@@ -769,19 +1242,47 @@
         </w:tc>
       </w:tr>
       <w:tr>
-        <w:tc>
-          <w:tcPr>
-            <w:tcW w:type="dxa" w:w="3168"/>
-            <w:shd w:val="clear" w:color="auto" w:fill="F1F5FB"/>
-          </w:tcPr>
-          <w:p>
-            <w:r/>
-            <w:r>
-              <w:rPr>
+        <w:trPr>
+          <w:cantSplit/>
+          <w:cantSplit/>
+        </w:trPr>
+        <w:tc>
+          <w:tcPr>
+            <w:tcW w:type="dxa" w:w="2500"/>
+            <w:shd w:val="clear" w:color="auto" w:fill="EAF1F8"/>
+            <w:tcMar>
+              <w:top w:w="90" w:type="dxa"/>
+              <w:start w:w="120" w:type="dxa"/>
+              <w:bottom w:w="90" w:type="dxa"/>
+              <w:end w:w="120" w:type="dxa"/>
+            </w:tcMar>
+            <w:tcBorders>
+              <w:top w:val="single" w:sz="6" w:color="9AA8B8"/>
+              <w:start w:val="single" w:sz="6" w:color="9AA8B8"/>
+              <w:bottom w:val="single" w:sz="6" w:color="9AA8B8"/>
+              <w:end w:val="single" w:sz="6" w:color="9AA8B8"/>
+            </w:tcBorders>
+            <w:vAlign w:val="center"/>
+          </w:tcPr>
+          <w:p>
+            <w:pPr>
+              <w:spacing w:before="0" w:after="0" w:line="252" w:lineRule="auto"/>
+            </w:pPr>
+            <w:r>
+              <w:rPr>
+                <w:rFonts w:ascii="Arial" w:hAnsi="Arial"/>
+                <w:b/>
+                <w:color w:val="182130"/>
+                <w:sz w:val="21"/>
+              </w:rPr>
+            </w:r>
+            <w:r>
+              <w:rPr>
+                <w:rFonts w:ascii="Arial" w:hAnsi="Arial"/>
                 <w:b/>
                 <w:i w:val="0"/>
-                <w:color w:val="111827"/>
-                <w:sz w:val="20"/>
+                <w:color w:val="182130"/>
+                <w:sz w:val="21"/>
               </w:rPr>
               <w:t>Lunch Break</w:t>
             </w:r>
@@ -789,15 +1290,41 @@
         </w:tc>
         <w:tc>
           <w:tcPr>
-            <w:tcW w:type="dxa" w:w="6192"/>
-          </w:tcPr>
-          <w:p>
-            <w:r/>
-            <w:r>
-              <w:rPr>
+            <w:tcW w:type="dxa" w:w="6500"/>
+            <w:tcMar>
+              <w:top w:w="90" w:type="dxa"/>
+              <w:start w:w="120" w:type="dxa"/>
+              <w:bottom w:w="90" w:type="dxa"/>
+              <w:end w:w="120" w:type="dxa"/>
+            </w:tcMar>
+            <w:tcBorders>
+              <w:top w:val="single" w:sz="6" w:color="9AA8B8"/>
+              <w:start w:val="single" w:sz="6" w:color="9AA8B8"/>
+              <w:bottom w:val="single" w:sz="6" w:color="9AA8B8"/>
+              <w:end w:val="single" w:sz="6" w:color="9AA8B8"/>
+            </w:tcBorders>
+            <w:vAlign w:val="center"/>
+            <w:shd w:fill="FFFFFF"/>
+          </w:tcPr>
+          <w:p>
+            <w:pPr>
+              <w:spacing w:before="0" w:after="0" w:line="252" w:lineRule="auto"/>
+            </w:pPr>
+            <w:r>
+              <w:rPr>
+                <w:rFonts w:ascii="Arial" w:hAnsi="Arial"/>
+                <w:b w:val="0"/>
+                <w:color w:val="182130"/>
+                <w:sz w:val="21"/>
+              </w:rPr>
+            </w:r>
+            <w:r>
+              <w:rPr>
+                <w:rFonts w:ascii="Arial" w:hAnsi="Arial"/>
                 <w:b w:val="0"/>
                 <w:i w:val="0"/>
-                <w:sz w:val="20"/>
+                <w:color w:val="182130"/>
+                <w:sz w:val="21"/>
               </w:rPr>
               <w:t>1:00 PM - 2:00 PM (Days 1-3)  |  12:00 PM - 1:00 PM (Day 4)</w:t>
             </w:r>
@@ -805,19 +1332,47 @@
         </w:tc>
       </w:tr>
       <w:tr>
-        <w:tc>
-          <w:tcPr>
-            <w:tcW w:type="dxa" w:w="3168"/>
-            <w:shd w:val="clear" w:color="auto" w:fill="F1F5FB"/>
-          </w:tcPr>
-          <w:p>
-            <w:r/>
-            <w:r>
-              <w:rPr>
+        <w:trPr>
+          <w:cantSplit/>
+          <w:cantSplit/>
+        </w:trPr>
+        <w:tc>
+          <w:tcPr>
+            <w:tcW w:type="dxa" w:w="2500"/>
+            <w:shd w:val="clear" w:color="auto" w:fill="EAF1F8"/>
+            <w:tcMar>
+              <w:top w:w="90" w:type="dxa"/>
+              <w:start w:w="120" w:type="dxa"/>
+              <w:bottom w:w="90" w:type="dxa"/>
+              <w:end w:w="120" w:type="dxa"/>
+            </w:tcMar>
+            <w:tcBorders>
+              <w:top w:val="single" w:sz="6" w:color="9AA8B8"/>
+              <w:start w:val="single" w:sz="6" w:color="9AA8B8"/>
+              <w:bottom w:val="single" w:sz="6" w:color="9AA8B8"/>
+              <w:end w:val="single" w:sz="6" w:color="9AA8B8"/>
+            </w:tcBorders>
+            <w:vAlign w:val="center"/>
+          </w:tcPr>
+          <w:p>
+            <w:pPr>
+              <w:spacing w:before="0" w:after="0" w:line="252" w:lineRule="auto"/>
+            </w:pPr>
+            <w:r>
+              <w:rPr>
+                <w:rFonts w:ascii="Arial" w:hAnsi="Arial"/>
+                <w:b/>
+                <w:color w:val="182130"/>
+                <w:sz w:val="21"/>
+              </w:rPr>
+            </w:r>
+            <w:r>
+              <w:rPr>
+                <w:rFonts w:ascii="Arial" w:hAnsi="Arial"/>
                 <w:b/>
                 <w:i w:val="0"/>
-                <w:color w:val="111827"/>
-                <w:sz w:val="20"/>
+                <w:color w:val="182130"/>
+                <w:sz w:val="21"/>
               </w:rPr>
               <w:t>Breaks</w:t>
             </w:r>
@@ -825,15 +1380,41 @@
         </w:tc>
         <w:tc>
           <w:tcPr>
-            <w:tcW w:type="dxa" w:w="6192"/>
-          </w:tcPr>
-          <w:p>
-            <w:r/>
-            <w:r>
-              <w:rPr>
+            <w:tcW w:type="dxa" w:w="6500"/>
+            <w:tcMar>
+              <w:top w:w="90" w:type="dxa"/>
+              <w:start w:w="120" w:type="dxa"/>
+              <w:bottom w:w="90" w:type="dxa"/>
+              <w:end w:w="120" w:type="dxa"/>
+            </w:tcMar>
+            <w:tcBorders>
+              <w:top w:val="single" w:sz="6" w:color="9AA8B8"/>
+              <w:start w:val="single" w:sz="6" w:color="9AA8B8"/>
+              <w:bottom w:val="single" w:sz="6" w:color="9AA8B8"/>
+              <w:end w:val="single" w:sz="6" w:color="9AA8B8"/>
+            </w:tcBorders>
+            <w:vAlign w:val="center"/>
+            <w:shd w:fill="FFFFFF"/>
+          </w:tcPr>
+          <w:p>
+            <w:pPr>
+              <w:spacing w:before="0" w:after="0" w:line="252" w:lineRule="auto"/>
+            </w:pPr>
+            <w:r>
+              <w:rPr>
+                <w:rFonts w:ascii="Arial" w:hAnsi="Arial"/>
+                <w:b w:val="0"/>
+                <w:color w:val="182130"/>
+                <w:sz w:val="21"/>
+              </w:rPr>
+            </w:r>
+            <w:r>
+              <w:rPr>
+                <w:rFonts w:ascii="Arial" w:hAnsi="Arial"/>
                 <w:b w:val="0"/>
                 <w:i w:val="0"/>
-                <w:sz w:val="20"/>
+                <w:color w:val="182130"/>
+                <w:sz w:val="21"/>
               </w:rPr>
               <w:t>Tea breaks scheduled within each day</w:t>
             </w:r>
@@ -841,19 +1422,47 @@
         </w:tc>
       </w:tr>
       <w:tr>
-        <w:tc>
-          <w:tcPr>
-            <w:tcW w:type="dxa" w:w="3168"/>
-            <w:shd w:val="clear" w:color="auto" w:fill="F1F5FB"/>
-          </w:tcPr>
-          <w:p>
-            <w:r/>
-            <w:r>
-              <w:rPr>
+        <w:trPr>
+          <w:cantSplit/>
+          <w:cantSplit/>
+        </w:trPr>
+        <w:tc>
+          <w:tcPr>
+            <w:tcW w:type="dxa" w:w="2500"/>
+            <w:shd w:val="clear" w:color="auto" w:fill="EAF1F8"/>
+            <w:tcMar>
+              <w:top w:w="90" w:type="dxa"/>
+              <w:start w:w="120" w:type="dxa"/>
+              <w:bottom w:w="90" w:type="dxa"/>
+              <w:end w:w="120" w:type="dxa"/>
+            </w:tcMar>
+            <w:tcBorders>
+              <w:top w:val="single" w:sz="6" w:color="9AA8B8"/>
+              <w:start w:val="single" w:sz="6" w:color="9AA8B8"/>
+              <w:bottom w:val="single" w:sz="6" w:color="9AA8B8"/>
+              <w:end w:val="single" w:sz="6" w:color="9AA8B8"/>
+            </w:tcBorders>
+            <w:vAlign w:val="center"/>
+          </w:tcPr>
+          <w:p>
+            <w:pPr>
+              <w:spacing w:before="0" w:after="0" w:line="252" w:lineRule="auto"/>
+            </w:pPr>
+            <w:r>
+              <w:rPr>
+                <w:rFonts w:ascii="Arial" w:hAnsi="Arial"/>
+                <w:b/>
+                <w:color w:val="182130"/>
+                <w:sz w:val="21"/>
+              </w:rPr>
+            </w:r>
+            <w:r>
+              <w:rPr>
+                <w:rFonts w:ascii="Arial" w:hAnsi="Arial"/>
                 <w:b/>
                 <w:i w:val="0"/>
-                <w:color w:val="111827"/>
-                <w:sz w:val="20"/>
+                <w:color w:val="182130"/>
+                <w:sz w:val="21"/>
               </w:rPr>
               <w:t>Delivery Mode</w:t>
             </w:r>
@@ -861,15 +1470,41 @@
         </w:tc>
         <w:tc>
           <w:tcPr>
-            <w:tcW w:type="dxa" w:w="6192"/>
-          </w:tcPr>
-          <w:p>
-            <w:r/>
-            <w:r>
-              <w:rPr>
+            <w:tcW w:type="dxa" w:w="6500"/>
+            <w:tcMar>
+              <w:top w:w="90" w:type="dxa"/>
+              <w:start w:w="120" w:type="dxa"/>
+              <w:bottom w:w="90" w:type="dxa"/>
+              <w:end w:w="120" w:type="dxa"/>
+            </w:tcMar>
+            <w:tcBorders>
+              <w:top w:val="single" w:sz="6" w:color="9AA8B8"/>
+              <w:start w:val="single" w:sz="6" w:color="9AA8B8"/>
+              <w:bottom w:val="single" w:sz="6" w:color="9AA8B8"/>
+              <w:end w:val="single" w:sz="6" w:color="9AA8B8"/>
+            </w:tcBorders>
+            <w:vAlign w:val="center"/>
+            <w:shd w:fill="FFFFFF"/>
+          </w:tcPr>
+          <w:p>
+            <w:pPr>
+              <w:spacing w:before="0" w:after="0" w:line="252" w:lineRule="auto"/>
+            </w:pPr>
+            <w:r>
+              <w:rPr>
+                <w:rFonts w:ascii="Arial" w:hAnsi="Arial"/>
+                <w:b w:val="0"/>
+                <w:color w:val="182130"/>
+                <w:sz w:val="21"/>
+              </w:rPr>
+            </w:r>
+            <w:r>
+              <w:rPr>
+                <w:rFonts w:ascii="Arial" w:hAnsi="Arial"/>
                 <w:b w:val="0"/>
                 <w:i w:val="0"/>
-                <w:sz w:val="20"/>
+                <w:color w:val="182130"/>
+                <w:sz w:val="21"/>
               </w:rPr>
               <w:t>Instructor-led, hands-on labs in Killercoda browser terminals</w:t>
             </w:r>
@@ -877,19 +1512,47 @@
         </w:tc>
       </w:tr>
       <w:tr>
-        <w:tc>
-          <w:tcPr>
-            <w:tcW w:type="dxa" w:w="3168"/>
-            <w:shd w:val="clear" w:color="auto" w:fill="F1F5FB"/>
-          </w:tcPr>
-          <w:p>
-            <w:r/>
-            <w:r>
-              <w:rPr>
+        <w:trPr>
+          <w:cantSplit/>
+          <w:cantSplit/>
+        </w:trPr>
+        <w:tc>
+          <w:tcPr>
+            <w:tcW w:type="dxa" w:w="2500"/>
+            <w:shd w:val="clear" w:color="auto" w:fill="EAF1F8"/>
+            <w:tcMar>
+              <w:top w:w="90" w:type="dxa"/>
+              <w:start w:w="120" w:type="dxa"/>
+              <w:bottom w:w="90" w:type="dxa"/>
+              <w:end w:w="120" w:type="dxa"/>
+            </w:tcMar>
+            <w:tcBorders>
+              <w:top w:val="single" w:sz="6" w:color="9AA8B8"/>
+              <w:start w:val="single" w:sz="6" w:color="9AA8B8"/>
+              <w:bottom w:val="single" w:sz="6" w:color="9AA8B8"/>
+              <w:end w:val="single" w:sz="6" w:color="9AA8B8"/>
+            </w:tcBorders>
+            <w:vAlign w:val="center"/>
+          </w:tcPr>
+          <w:p>
+            <w:pPr>
+              <w:spacing w:before="0" w:after="0" w:line="252" w:lineRule="auto"/>
+            </w:pPr>
+            <w:r>
+              <w:rPr>
+                <w:rFonts w:ascii="Arial" w:hAnsi="Arial"/>
+                <w:b/>
+                <w:color w:val="182130"/>
+                <w:sz w:val="21"/>
+              </w:rPr>
+            </w:r>
+            <w:r>
+              <w:rPr>
+                <w:rFonts w:ascii="Arial" w:hAnsi="Arial"/>
                 <w:b/>
                 <w:i w:val="0"/>
-                <w:color w:val="111827"/>
-                <w:sz w:val="20"/>
+                <w:color w:val="182130"/>
+                <w:sz w:val="21"/>
               </w:rPr>
               <w:t>Prerequisites</w:t>
             </w:r>
@@ -897,15 +1560,41 @@
         </w:tc>
         <w:tc>
           <w:tcPr>
-            <w:tcW w:type="dxa" w:w="6192"/>
-          </w:tcPr>
-          <w:p>
-            <w:r/>
-            <w:r>
-              <w:rPr>
+            <w:tcW w:type="dxa" w:w="6500"/>
+            <w:tcMar>
+              <w:top w:w="90" w:type="dxa"/>
+              <w:start w:w="120" w:type="dxa"/>
+              <w:bottom w:w="90" w:type="dxa"/>
+              <w:end w:w="120" w:type="dxa"/>
+            </w:tcMar>
+            <w:tcBorders>
+              <w:top w:val="single" w:sz="6" w:color="9AA8B8"/>
+              <w:start w:val="single" w:sz="6" w:color="9AA8B8"/>
+              <w:bottom w:val="single" w:sz="6" w:color="9AA8B8"/>
+              <w:end w:val="single" w:sz="6" w:color="9AA8B8"/>
+            </w:tcBorders>
+            <w:vAlign w:val="center"/>
+            <w:shd w:fill="FFFFFF"/>
+          </w:tcPr>
+          <w:p>
+            <w:pPr>
+              <w:spacing w:before="0" w:after="0" w:line="252" w:lineRule="auto"/>
+            </w:pPr>
+            <w:r>
+              <w:rPr>
+                <w:rFonts w:ascii="Arial" w:hAnsi="Arial"/>
+                <w:b w:val="0"/>
+                <w:color w:val="182130"/>
+                <w:sz w:val="21"/>
+              </w:rPr>
+            </w:r>
+            <w:r>
+              <w:rPr>
+                <w:rFonts w:ascii="Arial" w:hAnsi="Arial"/>
                 <w:b w:val="0"/>
                 <w:i w:val="0"/>
-                <w:sz w:val="20"/>
+                <w:color w:val="182130"/>
+                <w:sz w:val="21"/>
               </w:rPr>
               <w:t>Linux command-line familiarity; basic Kubernetes awareness helpful</w:t>
             </w:r>
@@ -913,19 +1602,47 @@
         </w:tc>
       </w:tr>
       <w:tr>
-        <w:tc>
-          <w:tcPr>
-            <w:tcW w:type="dxa" w:w="3168"/>
-            <w:shd w:val="clear" w:color="auto" w:fill="F1F5FB"/>
-          </w:tcPr>
-          <w:p>
-            <w:r/>
-            <w:r>
-              <w:rPr>
+        <w:trPr>
+          <w:cantSplit/>
+          <w:cantSplit/>
+        </w:trPr>
+        <w:tc>
+          <w:tcPr>
+            <w:tcW w:type="dxa" w:w="2500"/>
+            <w:shd w:val="clear" w:color="auto" w:fill="EAF1F8"/>
+            <w:tcMar>
+              <w:top w:w="90" w:type="dxa"/>
+              <w:start w:w="120" w:type="dxa"/>
+              <w:bottom w:w="90" w:type="dxa"/>
+              <w:end w:w="120" w:type="dxa"/>
+            </w:tcMar>
+            <w:tcBorders>
+              <w:top w:val="single" w:sz="6" w:color="9AA8B8"/>
+              <w:start w:val="single" w:sz="6" w:color="9AA8B8"/>
+              <w:bottom w:val="single" w:sz="6" w:color="9AA8B8"/>
+              <w:end w:val="single" w:sz="6" w:color="9AA8B8"/>
+            </w:tcBorders>
+            <w:vAlign w:val="center"/>
+          </w:tcPr>
+          <w:p>
+            <w:pPr>
+              <w:spacing w:before="0" w:after="0" w:line="252" w:lineRule="auto"/>
+            </w:pPr>
+            <w:r>
+              <w:rPr>
+                <w:rFonts w:ascii="Arial" w:hAnsi="Arial"/>
+                <w:b/>
+                <w:color w:val="182130"/>
+                <w:sz w:val="21"/>
+              </w:rPr>
+            </w:r>
+            <w:r>
+              <w:rPr>
+                <w:rFonts w:ascii="Arial" w:hAnsi="Arial"/>
                 <w:b/>
                 <w:i w:val="0"/>
-                <w:color w:val="111827"/>
-                <w:sz w:val="20"/>
+                <w:color w:val="182130"/>
+                <w:sz w:val="21"/>
               </w:rPr>
               <w:t>Tools</w:t>
             </w:r>
@@ -933,15 +1650,41 @@
         </w:tc>
         <w:tc>
           <w:tcPr>
-            <w:tcW w:type="dxa" w:w="6192"/>
-          </w:tcPr>
-          <w:p>
-            <w:r/>
-            <w:r>
-              <w:rPr>
+            <w:tcW w:type="dxa" w:w="6500"/>
+            <w:tcMar>
+              <w:top w:w="90" w:type="dxa"/>
+              <w:start w:w="120" w:type="dxa"/>
+              <w:bottom w:w="90" w:type="dxa"/>
+              <w:end w:w="120" w:type="dxa"/>
+            </w:tcMar>
+            <w:tcBorders>
+              <w:top w:val="single" w:sz="6" w:color="9AA8B8"/>
+              <w:start w:val="single" w:sz="6" w:color="9AA8B8"/>
+              <w:bottom w:val="single" w:sz="6" w:color="9AA8B8"/>
+              <w:end w:val="single" w:sz="6" w:color="9AA8B8"/>
+            </w:tcBorders>
+            <w:vAlign w:val="center"/>
+            <w:shd w:fill="FFFFFF"/>
+          </w:tcPr>
+          <w:p>
+            <w:pPr>
+              <w:spacing w:before="0" w:after="0" w:line="252" w:lineRule="auto"/>
+            </w:pPr>
+            <w:r>
+              <w:rPr>
+                <w:rFonts w:ascii="Arial" w:hAnsi="Arial"/>
+                <w:b w:val="0"/>
+                <w:color w:val="182130"/>
+                <w:sz w:val="21"/>
+              </w:rPr>
+            </w:r>
+            <w:r>
+              <w:rPr>
+                <w:rFonts w:ascii="Arial" w:hAnsi="Arial"/>
                 <w:b w:val="0"/>
                 <w:i w:val="0"/>
-                <w:sz w:val="20"/>
+                <w:color w:val="182130"/>
+                <w:sz w:val="21"/>
               </w:rPr>
               <w:t>kubectl, kubeadm, Helm 3, crictl, etcdctl, Killercoda playgrounds, killer.sh</w:t>
             </w:r>
@@ -967,6 +1710,7 @@
     <w:p>
       <w:pPr>
         <w:pStyle w:val="Heading1"/>
+        <w:pageBreakBefore/>
       </w:pPr>
       <w:r>
         <w:t>Learning Outcomes</w:t>
@@ -1102,6 +1846,7 @@
     <w:p>
       <w:pPr>
         <w:pStyle w:val="Heading1"/>
+        <w:pageBreakBefore/>
       </w:pPr>
       <w:r>
         <w:t>Day 1 — Cluster Architecture, Installation &amp; Configuration</w:t>
@@ -1131,6 +1876,10 @@
         <w:gridCol w:w="700"/>
       </w:tblGrid>
       <w:tr>
+        <w:trPr>
+          <w:tblHeader w:val="true"/>
+          <w:cantSplit/>
+        </w:trPr>
         <w:tc>
           <w:tcPr>
             <w:tcW w:w="1200" w:type="dxa"/>
@@ -1201,6 +1950,9 @@
         </w:tc>
       </w:tr>
       <w:tr>
+        <w:trPr>
+          <w:cantSplit/>
+        </w:trPr>
         <w:tc>
           <w:tcPr>
             <w:tcW w:w="1200" w:type="dxa"/>
@@ -1248,17 +2000,24 @@
             <w:tcW w:w="700" w:type="dxa"/>
           </w:tcPr>
           <w:p>
-            <w:r>
-              <w:rPr>
-                <w:sz w:val="19"/>
-                <w:szCs w:val="19"/>
-              </w:rPr>
-              <w:t>2–11</w:t>
+            <w:pPr>
+              <w:jc w:val="center"/>
+            </w:pPr>
+            <w:r>
+              <w:rPr>
+                <w:rFonts w:ascii="Arial" w:hAnsi="Arial"/>
+                <w:sz w:val="18"/>
+                <w:szCs w:val="19"/>
+              </w:rPr>
+              <w:t>2-12</w:t>
             </w:r>
           </w:p>
         </w:tc>
       </w:tr>
       <w:tr>
+        <w:trPr>
+          <w:cantSplit/>
+        </w:trPr>
         <w:tc>
           <w:tcPr>
             <w:tcW w:w="1200" w:type="dxa"/>
@@ -1306,17 +2065,24 @@
             <w:tcW w:w="700" w:type="dxa"/>
           </w:tcPr>
           <w:p>
-            <w:r>
-              <w:rPr>
-                <w:sz w:val="19"/>
-                <w:szCs w:val="19"/>
-              </w:rPr>
-              <w:t>12–22</w:t>
+            <w:pPr>
+              <w:jc w:val="center"/>
+            </w:pPr>
+            <w:r>
+              <w:rPr>
+                <w:rFonts w:ascii="Arial" w:hAnsi="Arial"/>
+                <w:sz w:val="18"/>
+                <w:szCs w:val="19"/>
+              </w:rPr>
+              <w:t>13-22</w:t>
             </w:r>
           </w:p>
         </w:tc>
       </w:tr>
       <w:tr>
+        <w:trPr>
+          <w:cantSplit/>
+        </w:trPr>
         <w:tc>
           <w:tcPr>
             <w:tcW w:w="1200" w:type="dxa"/>
@@ -1364,17 +2130,24 @@
             <w:tcW w:w="700" w:type="dxa"/>
           </w:tcPr>
           <w:p>
-            <w:r>
-              <w:rPr>
-                <w:sz w:val="19"/>
-                <w:szCs w:val="19"/>
-              </w:rPr>
-              <w:t>23–26</w:t>
+            <w:pPr>
+              <w:jc w:val="center"/>
+            </w:pPr>
+            <w:r>
+              <w:rPr>
+                <w:rFonts w:ascii="Arial" w:hAnsi="Arial"/>
+                <w:sz w:val="18"/>
+                <w:szCs w:val="19"/>
+              </w:rPr>
+              <w:t>23-27</w:t>
             </w:r>
           </w:p>
         </w:tc>
       </w:tr>
       <w:tr>
+        <w:trPr>
+          <w:cantSplit/>
+        </w:trPr>
         <w:tc>
           <w:tcPr>
             <w:tcW w:w="1200" w:type="dxa"/>
@@ -1422,17 +2195,24 @@
             <w:tcW w:w="700" w:type="dxa"/>
           </w:tcPr>
           <w:p>
-            <w:r>
-              <w:rPr>
-                <w:sz w:val="19"/>
-                <w:szCs w:val="19"/>
-              </w:rPr>
-              <w:t>27–31</w:t>
+            <w:pPr>
+              <w:jc w:val="center"/>
+            </w:pPr>
+            <w:r>
+              <w:rPr>
+                <w:rFonts w:ascii="Arial" w:hAnsi="Arial"/>
+                <w:sz w:val="18"/>
+                <w:szCs w:val="19"/>
+              </w:rPr>
+              <w:t>28-32</w:t>
             </w:r>
           </w:p>
         </w:tc>
       </w:tr>
       <w:tr>
+        <w:trPr>
+          <w:cantSplit/>
+        </w:trPr>
         <w:tc>
           <w:tcPr>
             <w:tcW w:w="1200" w:type="dxa"/>
@@ -1480,17 +2260,24 @@
             <w:tcW w:w="700" w:type="dxa"/>
           </w:tcPr>
           <w:p>
-            <w:r>
-              <w:rPr>
-                <w:sz w:val="19"/>
-                <w:szCs w:val="19"/>
-              </w:rPr>
-              <w:t>—</w:t>
+            <w:pPr>
+              <w:jc w:val="center"/>
+            </w:pPr>
+            <w:r>
+              <w:rPr>
+                <w:rFonts w:ascii="Arial" w:hAnsi="Arial"/>
+                <w:sz w:val="18"/>
+                <w:szCs w:val="19"/>
+              </w:rPr>
+              <w:t>33</w:t>
             </w:r>
           </w:p>
         </w:tc>
       </w:tr>
       <w:tr>
+        <w:trPr>
+          <w:cantSplit/>
+        </w:trPr>
         <w:tc>
           <w:tcPr>
             <w:tcW w:w="1200" w:type="dxa"/>
@@ -1538,17 +2325,24 @@
             <w:tcW w:w="700" w:type="dxa"/>
           </w:tcPr>
           <w:p>
-            <w:r>
-              <w:rPr>
-                <w:sz w:val="19"/>
-                <w:szCs w:val="19"/>
-              </w:rPr>
-              <w:t>33–40</w:t>
+            <w:pPr>
+              <w:jc w:val="center"/>
+            </w:pPr>
+            <w:r>
+              <w:rPr>
+                <w:rFonts w:ascii="Arial" w:hAnsi="Arial"/>
+                <w:sz w:val="18"/>
+                <w:szCs w:val="19"/>
+              </w:rPr>
+              <w:t>34-41</w:t>
             </w:r>
           </w:p>
         </w:tc>
       </w:tr>
       <w:tr>
+        <w:trPr>
+          <w:cantSplit/>
+        </w:trPr>
         <w:tc>
           <w:tcPr>
             <w:tcW w:w="1200" w:type="dxa"/>
@@ -1596,12 +2390,16 @@
             <w:tcW w:w="700" w:type="dxa"/>
           </w:tcPr>
           <w:p>
-            <w:r>
-              <w:rPr>
-                <w:sz w:val="19"/>
-                <w:szCs w:val="19"/>
-              </w:rPr>
-              <w:t>41–48</w:t>
+            <w:pPr>
+              <w:jc w:val="center"/>
+            </w:pPr>
+            <w:r>
+              <w:rPr>
+                <w:rFonts w:ascii="Arial" w:hAnsi="Arial"/>
+                <w:sz w:val="18"/>
+                <w:szCs w:val="19"/>
+              </w:rPr>
+              <w:t>42-49</w:t>
             </w:r>
           </w:p>
         </w:tc>
@@ -1620,6 +2418,10 @@
         <w:gridCol w:w="700"/>
       </w:tblGrid>
       <w:tr>
+        <w:trPr>
+          <w:tblHeader w:val="true"/>
+          <w:cantSplit/>
+        </w:trPr>
         <w:tc>
           <w:tcPr>
             <w:tcW w:w="1200" w:type="dxa"/>
@@ -1690,6 +2492,9 @@
         </w:tc>
       </w:tr>
       <w:tr>
+        <w:trPr>
+          <w:cantSplit/>
+        </w:trPr>
         <w:tc>
           <w:tcPr>
             <w:tcW w:w="1200" w:type="dxa"/>
@@ -1737,12 +2542,16 @@
             <w:tcW w:w="700" w:type="dxa"/>
           </w:tcPr>
           <w:p>
-            <w:r>
-              <w:rPr>
-                <w:sz w:val="19"/>
-                <w:szCs w:val="19"/>
-              </w:rPr>
-              <w:t>49</w:t>
+            <w:pPr>
+              <w:jc w:val="center"/>
+            </w:pPr>
+            <w:r>
+              <w:rPr>
+                <w:rFonts w:ascii="Arial" w:hAnsi="Arial"/>
+                <w:sz w:val="18"/>
+                <w:szCs w:val="19"/>
+              </w:rPr>
+              <w:t>50</w:t>
             </w:r>
           </w:p>
         </w:tc>
@@ -1767,6 +2576,10 @@
         <w:gridCol w:w="700"/>
       </w:tblGrid>
       <w:tr>
+        <w:trPr>
+          <w:tblHeader w:val="true"/>
+          <w:cantSplit/>
+        </w:trPr>
         <w:tc>
           <w:tcPr>
             <w:tcW w:w="1200" w:type="dxa"/>
@@ -1837,6 +2650,9 @@
         </w:tc>
       </w:tr>
       <w:tr>
+        <w:trPr>
+          <w:cantSplit/>
+        </w:trPr>
         <w:tc>
           <w:tcPr>
             <w:tcW w:w="1200" w:type="dxa"/>
@@ -1884,17 +2700,24 @@
             <w:tcW w:w="700" w:type="dxa"/>
           </w:tcPr>
           <w:p>
-            <w:r>
-              <w:rPr>
-                <w:sz w:val="19"/>
-                <w:szCs w:val="19"/>
-              </w:rPr>
-              <w:t>50–59</w:t>
+            <w:pPr>
+              <w:jc w:val="center"/>
+            </w:pPr>
+            <w:r>
+              <w:rPr>
+                <w:rFonts w:ascii="Arial" w:hAnsi="Arial"/>
+                <w:sz w:val="18"/>
+                <w:szCs w:val="19"/>
+              </w:rPr>
+              <w:t>51-60</w:t>
             </w:r>
           </w:p>
         </w:tc>
       </w:tr>
       <w:tr>
+        <w:trPr>
+          <w:cantSplit/>
+        </w:trPr>
         <w:tc>
           <w:tcPr>
             <w:tcW w:w="1200" w:type="dxa"/>
@@ -1942,17 +2765,24 @@
             <w:tcW w:w="700" w:type="dxa"/>
           </w:tcPr>
           <w:p>
-            <w:r>
-              <w:rPr>
-                <w:sz w:val="19"/>
-                <w:szCs w:val="19"/>
-              </w:rPr>
-              <w:t>60–68</w:t>
+            <w:pPr>
+              <w:jc w:val="center"/>
+            </w:pPr>
+            <w:r>
+              <w:rPr>
+                <w:rFonts w:ascii="Arial" w:hAnsi="Arial"/>
+                <w:sz w:val="18"/>
+                <w:szCs w:val="19"/>
+              </w:rPr>
+              <w:t>61-69</w:t>
             </w:r>
           </w:p>
         </w:tc>
       </w:tr>
       <w:tr>
+        <w:trPr>
+          <w:cantSplit/>
+        </w:trPr>
         <w:tc>
           <w:tcPr>
             <w:tcW w:w="1200" w:type="dxa"/>
@@ -2000,17 +2830,24 @@
             <w:tcW w:w="700" w:type="dxa"/>
           </w:tcPr>
           <w:p>
-            <w:r>
-              <w:rPr>
-                <w:sz w:val="19"/>
-                <w:szCs w:val="19"/>
-              </w:rPr>
-              <w:t>—</w:t>
+            <w:pPr>
+              <w:jc w:val="center"/>
+            </w:pPr>
+            <w:r>
+              <w:rPr>
+                <w:rFonts w:ascii="Arial" w:hAnsi="Arial"/>
+                <w:sz w:val="18"/>
+                <w:szCs w:val="19"/>
+              </w:rPr>
+              <w:t>70</w:t>
             </w:r>
           </w:p>
         </w:tc>
       </w:tr>
       <w:tr>
+        <w:trPr>
+          <w:cantSplit/>
+        </w:trPr>
         <w:tc>
           <w:tcPr>
             <w:tcW w:w="1200" w:type="dxa"/>
@@ -2058,17 +2895,24 @@
             <w:tcW w:w="700" w:type="dxa"/>
           </w:tcPr>
           <w:p>
-            <w:r>
-              <w:rPr>
-                <w:sz w:val="19"/>
-                <w:szCs w:val="19"/>
-              </w:rPr>
-              <w:t>69–76</w:t>
+            <w:pPr>
+              <w:jc w:val="center"/>
+            </w:pPr>
+            <w:r>
+              <w:rPr>
+                <w:rFonts w:ascii="Arial" w:hAnsi="Arial"/>
+                <w:sz w:val="18"/>
+                <w:szCs w:val="19"/>
+              </w:rPr>
+              <w:t>71-78</w:t>
             </w:r>
           </w:p>
         </w:tc>
       </w:tr>
       <w:tr>
+        <w:trPr>
+          <w:cantSplit/>
+        </w:trPr>
         <w:tc>
           <w:tcPr>
             <w:tcW w:w="1200" w:type="dxa"/>
@@ -2116,17 +2960,24 @@
             <w:tcW w:w="700" w:type="dxa"/>
           </w:tcPr>
           <w:p>
-            <w:r>
-              <w:rPr>
-                <w:sz w:val="19"/>
-                <w:szCs w:val="19"/>
-              </w:rPr>
-              <w:t>78–85</w:t>
+            <w:pPr>
+              <w:jc w:val="center"/>
+            </w:pPr>
+            <w:r>
+              <w:rPr>
+                <w:rFonts w:ascii="Arial" w:hAnsi="Arial"/>
+                <w:sz w:val="18"/>
+                <w:szCs w:val="19"/>
+              </w:rPr>
+              <w:t>79-86</w:t>
             </w:r>
           </w:p>
         </w:tc>
       </w:tr>
       <w:tr>
+        <w:trPr>
+          <w:cantSplit/>
+        </w:trPr>
         <w:tc>
           <w:tcPr>
             <w:tcW w:w="1200" w:type="dxa"/>
@@ -2174,12 +3025,16 @@
             <w:tcW w:w="700" w:type="dxa"/>
           </w:tcPr>
           <w:p>
-            <w:r>
-              <w:rPr>
-                <w:sz w:val="19"/>
-                <w:szCs w:val="19"/>
-              </w:rPr>
-              <w:t>86</w:t>
+            <w:pPr>
+              <w:jc w:val="center"/>
+            </w:pPr>
+            <w:r>
+              <w:rPr>
+                <w:rFonts w:ascii="Arial" w:hAnsi="Arial"/>
+                <w:sz w:val="18"/>
+                <w:szCs w:val="19"/>
+              </w:rPr>
+              <w:t>87</w:t>
             </w:r>
           </w:p>
         </w:tc>
@@ -2189,6 +3044,7 @@
     <w:p>
       <w:pPr>
         <w:pStyle w:val="Heading1"/>
+        <w:pageBreakBefore/>
       </w:pPr>
       <w:r>
         <w:t>Day 2 — Workloads &amp; Scheduling + Services &amp; Networking</w:t>
@@ -2218,6 +3074,10 @@
         <w:gridCol w:w="700"/>
       </w:tblGrid>
       <w:tr>
+        <w:trPr>
+          <w:tblHeader w:val="true"/>
+          <w:cantSplit/>
+        </w:trPr>
         <w:tc>
           <w:tcPr>
             <w:tcW w:w="1200" w:type="dxa"/>
@@ -2288,6 +3148,9 @@
         </w:tc>
       </w:tr>
       <w:tr>
+        <w:trPr>
+          <w:cantSplit/>
+        </w:trPr>
         <w:tc>
           <w:tcPr>
             <w:tcW w:w="1200" w:type="dxa"/>
@@ -2335,17 +3198,24 @@
             <w:tcW w:w="700" w:type="dxa"/>
           </w:tcPr>
           <w:p>
-            <w:r>
-              <w:rPr>
-                <w:sz w:val="19"/>
-                <w:szCs w:val="19"/>
-              </w:rPr>
-              <w:t>88–90</w:t>
+            <w:pPr>
+              <w:jc w:val="center"/>
+            </w:pPr>
+            <w:r>
+              <w:rPr>
+                <w:rFonts w:ascii="Arial" w:hAnsi="Arial"/>
+                <w:sz w:val="18"/>
+                <w:szCs w:val="19"/>
+              </w:rPr>
+              <w:t>88-95</w:t>
             </w:r>
           </w:p>
         </w:tc>
       </w:tr>
       <w:tr>
+        <w:trPr>
+          <w:cantSplit/>
+        </w:trPr>
         <w:tc>
           <w:tcPr>
             <w:tcW w:w="1200" w:type="dxa"/>
@@ -2393,17 +3263,24 @@
             <w:tcW w:w="700" w:type="dxa"/>
           </w:tcPr>
           <w:p>
-            <w:r>
-              <w:rPr>
-                <w:sz w:val="19"/>
-                <w:szCs w:val="19"/>
-              </w:rPr>
-              <w:t>91–99</w:t>
+            <w:pPr>
+              <w:jc w:val="center"/>
+            </w:pPr>
+            <w:r>
+              <w:rPr>
+                <w:rFonts w:ascii="Arial" w:hAnsi="Arial"/>
+                <w:sz w:val="18"/>
+                <w:szCs w:val="19"/>
+              </w:rPr>
+              <w:t>96-100</w:t>
             </w:r>
           </w:p>
         </w:tc>
       </w:tr>
       <w:tr>
+        <w:trPr>
+          <w:cantSplit/>
+        </w:trPr>
         <w:tc>
           <w:tcPr>
             <w:tcW w:w="1200" w:type="dxa"/>
@@ -2451,17 +3328,24 @@
             <w:tcW w:w="700" w:type="dxa"/>
           </w:tcPr>
           <w:p>
-            <w:r>
-              <w:rPr>
-                <w:sz w:val="19"/>
-                <w:szCs w:val="19"/>
-              </w:rPr>
-              <w:t>100–103</w:t>
+            <w:pPr>
+              <w:jc w:val="center"/>
+            </w:pPr>
+            <w:r>
+              <w:rPr>
+                <w:rFonts w:ascii="Arial" w:hAnsi="Arial"/>
+                <w:sz w:val="18"/>
+                <w:szCs w:val="19"/>
+              </w:rPr>
+              <w:t>101-104</w:t>
             </w:r>
           </w:p>
         </w:tc>
       </w:tr>
       <w:tr>
+        <w:trPr>
+          <w:cantSplit/>
+        </w:trPr>
         <w:tc>
           <w:tcPr>
             <w:tcW w:w="1200" w:type="dxa"/>
@@ -2509,17 +3393,24 @@
             <w:tcW w:w="700" w:type="dxa"/>
           </w:tcPr>
           <w:p>
-            <w:r>
-              <w:rPr>
-                <w:sz w:val="19"/>
-                <w:szCs w:val="19"/>
-              </w:rPr>
-              <w:t>—</w:t>
+            <w:pPr>
+              <w:jc w:val="center"/>
+            </w:pPr>
+            <w:r>
+              <w:rPr>
+                <w:rFonts w:ascii="Arial" w:hAnsi="Arial"/>
+                <w:sz w:val="18"/>
+                <w:szCs w:val="19"/>
+              </w:rPr>
+              <w:t>105</w:t>
             </w:r>
           </w:p>
         </w:tc>
       </w:tr>
       <w:tr>
+        <w:trPr>
+          <w:cantSplit/>
+        </w:trPr>
         <w:tc>
           <w:tcPr>
             <w:tcW w:w="1200" w:type="dxa"/>
@@ -2567,17 +3458,24 @@
             <w:tcW w:w="700" w:type="dxa"/>
           </w:tcPr>
           <w:p>
-            <w:r>
-              <w:rPr>
-                <w:sz w:val="19"/>
-                <w:szCs w:val="19"/>
-              </w:rPr>
-              <w:t>105–114</w:t>
+            <w:pPr>
+              <w:jc w:val="center"/>
+            </w:pPr>
+            <w:r>
+              <w:rPr>
+                <w:rFonts w:ascii="Arial" w:hAnsi="Arial"/>
+                <w:sz w:val="18"/>
+                <w:szCs w:val="19"/>
+              </w:rPr>
+              <w:t>106-115</w:t>
             </w:r>
           </w:p>
         </w:tc>
       </w:tr>
       <w:tr>
+        <w:trPr>
+          <w:cantSplit/>
+        </w:trPr>
         <w:tc>
           <w:tcPr>
             <w:tcW w:w="1200" w:type="dxa"/>
@@ -2625,12 +3523,16 @@
             <w:tcW w:w="700" w:type="dxa"/>
           </w:tcPr>
           <w:p>
-            <w:r>
-              <w:rPr>
-                <w:sz w:val="19"/>
-                <w:szCs w:val="19"/>
-              </w:rPr>
-              <w:t>116–124</w:t>
+            <w:pPr>
+              <w:jc w:val="center"/>
+            </w:pPr>
+            <w:r>
+              <w:rPr>
+                <w:rFonts w:ascii="Arial" w:hAnsi="Arial"/>
+                <w:sz w:val="18"/>
+                <w:szCs w:val="19"/>
+              </w:rPr>
+              <w:t>116-124</w:t>
             </w:r>
           </w:p>
         </w:tc>
@@ -2649,6 +3551,10 @@
         <w:gridCol w:w="700"/>
       </w:tblGrid>
       <w:tr>
+        <w:trPr>
+          <w:tblHeader w:val="true"/>
+          <w:cantSplit/>
+        </w:trPr>
         <w:tc>
           <w:tcPr>
             <w:tcW w:w="1200" w:type="dxa"/>
@@ -2719,6 +3625,9 @@
         </w:tc>
       </w:tr>
       <w:tr>
+        <w:trPr>
+          <w:cantSplit/>
+        </w:trPr>
         <w:tc>
           <w:tcPr>
             <w:tcW w:w="1200" w:type="dxa"/>
@@ -2766,12 +3675,16 @@
             <w:tcW w:w="700" w:type="dxa"/>
           </w:tcPr>
           <w:p>
-            <w:r>
-              <w:rPr>
-                <w:sz w:val="19"/>
-                <w:szCs w:val="19"/>
-              </w:rPr>
-              <w:t>115</w:t>
+            <w:pPr>
+              <w:jc w:val="center"/>
+            </w:pPr>
+            <w:r>
+              <w:rPr>
+                <w:rFonts w:ascii="Arial" w:hAnsi="Arial"/>
+                <w:sz w:val="18"/>
+                <w:szCs w:val="19"/>
+              </w:rPr>
+              <w:t>125</w:t>
             </w:r>
           </w:p>
         </w:tc>
@@ -2796,6 +3709,10 @@
         <w:gridCol w:w="700"/>
       </w:tblGrid>
       <w:tr>
+        <w:trPr>
+          <w:tblHeader w:val="true"/>
+          <w:cantSplit/>
+        </w:trPr>
         <w:tc>
           <w:tcPr>
             <w:tcW w:w="1200" w:type="dxa"/>
@@ -2866,6 +3783,9 @@
         </w:tc>
       </w:tr>
       <w:tr>
+        <w:trPr>
+          <w:cantSplit/>
+        </w:trPr>
         <w:tc>
           <w:tcPr>
             <w:tcW w:w="1200" w:type="dxa"/>
@@ -2913,17 +3833,24 @@
             <w:tcW w:w="700" w:type="dxa"/>
           </w:tcPr>
           <w:p>
-            <w:r>
-              <w:rPr>
-                <w:sz w:val="19"/>
-                <w:szCs w:val="19"/>
-              </w:rPr>
-              <w:t>125–128</w:t>
+            <w:pPr>
+              <w:jc w:val="center"/>
+            </w:pPr>
+            <w:r>
+              <w:rPr>
+                <w:rFonts w:ascii="Arial" w:hAnsi="Arial"/>
+                <w:sz w:val="18"/>
+                <w:szCs w:val="19"/>
+              </w:rPr>
+              <w:t>126-129</w:t>
             </w:r>
           </w:p>
         </w:tc>
       </w:tr>
       <w:tr>
+        <w:trPr>
+          <w:cantSplit/>
+        </w:trPr>
         <w:tc>
           <w:tcPr>
             <w:tcW w:w="1200" w:type="dxa"/>
@@ -2971,17 +3898,24 @@
             <w:tcW w:w="700" w:type="dxa"/>
           </w:tcPr>
           <w:p>
-            <w:r>
-              <w:rPr>
-                <w:sz w:val="19"/>
-                <w:szCs w:val="19"/>
-              </w:rPr>
-              <w:t>130–138</w:t>
+            <w:pPr>
+              <w:jc w:val="center"/>
+            </w:pPr>
+            <w:r>
+              <w:rPr>
+                <w:rFonts w:ascii="Arial" w:hAnsi="Arial"/>
+                <w:sz w:val="18"/>
+                <w:szCs w:val="19"/>
+              </w:rPr>
+              <w:t>130-138</w:t>
             </w:r>
           </w:p>
         </w:tc>
       </w:tr>
       <w:tr>
+        <w:trPr>
+          <w:cantSplit/>
+        </w:trPr>
         <w:tc>
           <w:tcPr>
             <w:tcW w:w="1200" w:type="dxa"/>
@@ -3029,17 +3963,24 @@
             <w:tcW w:w="700" w:type="dxa"/>
           </w:tcPr>
           <w:p>
-            <w:r>
-              <w:rPr>
-                <w:sz w:val="19"/>
-                <w:szCs w:val="19"/>
-              </w:rPr>
-              <w:t>—</w:t>
+            <w:pPr>
+              <w:jc w:val="center"/>
+            </w:pPr>
+            <w:r>
+              <w:rPr>
+                <w:rFonts w:ascii="Arial" w:hAnsi="Arial"/>
+                <w:sz w:val="18"/>
+                <w:szCs w:val="19"/>
+              </w:rPr>
+              <w:t>139</w:t>
             </w:r>
           </w:p>
         </w:tc>
       </w:tr>
       <w:tr>
+        <w:trPr>
+          <w:cantSplit/>
+        </w:trPr>
         <w:tc>
           <w:tcPr>
             <w:tcW w:w="1200" w:type="dxa"/>
@@ -3087,17 +4028,24 @@
             <w:tcW w:w="700" w:type="dxa"/>
           </w:tcPr>
           <w:p>
-            <w:r>
-              <w:rPr>
-                <w:sz w:val="19"/>
-                <w:szCs w:val="19"/>
-              </w:rPr>
-              <w:t>139–144</w:t>
+            <w:pPr>
+              <w:jc w:val="center"/>
+            </w:pPr>
+            <w:r>
+              <w:rPr>
+                <w:rFonts w:ascii="Arial" w:hAnsi="Arial"/>
+                <w:sz w:val="18"/>
+                <w:szCs w:val="19"/>
+              </w:rPr>
+              <w:t>140-145</w:t>
             </w:r>
           </w:p>
         </w:tc>
       </w:tr>
       <w:tr>
+        <w:trPr>
+          <w:cantSplit/>
+        </w:trPr>
         <w:tc>
           <w:tcPr>
             <w:tcW w:w="1200" w:type="dxa"/>
@@ -3145,17 +4093,24 @@
             <w:tcW w:w="700" w:type="dxa"/>
           </w:tcPr>
           <w:p>
-            <w:r>
-              <w:rPr>
-                <w:sz w:val="19"/>
-                <w:szCs w:val="19"/>
-              </w:rPr>
-              <w:t>145–153</w:t>
+            <w:pPr>
+              <w:jc w:val="center"/>
+            </w:pPr>
+            <w:r>
+              <w:rPr>
+                <w:rFonts w:ascii="Arial" w:hAnsi="Arial"/>
+                <w:sz w:val="18"/>
+                <w:szCs w:val="19"/>
+              </w:rPr>
+              <w:t>146-154</w:t>
             </w:r>
           </w:p>
         </w:tc>
       </w:tr>
       <w:tr>
+        <w:trPr>
+          <w:cantSplit/>
+        </w:trPr>
         <w:tc>
           <w:tcPr>
             <w:tcW w:w="1200" w:type="dxa"/>
@@ -3203,17 +4158,24 @@
             <w:tcW w:w="700" w:type="dxa"/>
           </w:tcPr>
           <w:p>
-            <w:r>
-              <w:rPr>
-                <w:sz w:val="19"/>
-                <w:szCs w:val="19"/>
-              </w:rPr>
-              <w:t>154–160</w:t>
+            <w:pPr>
+              <w:jc w:val="center"/>
+            </w:pPr>
+            <w:r>
+              <w:rPr>
+                <w:rFonts w:ascii="Arial" w:hAnsi="Arial"/>
+                <w:sz w:val="18"/>
+                <w:szCs w:val="19"/>
+              </w:rPr>
+              <w:t>155-161</w:t>
             </w:r>
           </w:p>
         </w:tc>
       </w:tr>
       <w:tr>
+        <w:trPr>
+          <w:cantSplit/>
+        </w:trPr>
         <w:tc>
           <w:tcPr>
             <w:tcW w:w="1200" w:type="dxa"/>
@@ -3261,17 +4223,24 @@
             <w:tcW w:w="700" w:type="dxa"/>
           </w:tcPr>
           <w:p>
-            <w:r>
-              <w:rPr>
-                <w:sz w:val="19"/>
-                <w:szCs w:val="19"/>
-              </w:rPr>
-              <w:t>161–164</w:t>
+            <w:pPr>
+              <w:jc w:val="center"/>
+            </w:pPr>
+            <w:r>
+              <w:rPr>
+                <w:rFonts w:ascii="Arial" w:hAnsi="Arial"/>
+                <w:sz w:val="18"/>
+                <w:szCs w:val="19"/>
+              </w:rPr>
+              <w:t>162-165</w:t>
             </w:r>
           </w:p>
         </w:tc>
       </w:tr>
       <w:tr>
+        <w:trPr>
+          <w:cantSplit/>
+        </w:trPr>
         <w:tc>
           <w:tcPr>
             <w:tcW w:w="1200" w:type="dxa"/>
@@ -3319,12 +4288,16 @@
             <w:tcW w:w="700" w:type="dxa"/>
           </w:tcPr>
           <w:p>
-            <w:r>
-              <w:rPr>
-                <w:sz w:val="19"/>
-                <w:szCs w:val="19"/>
-              </w:rPr>
-              <w:t>165</w:t>
+            <w:pPr>
+              <w:jc w:val="center"/>
+            </w:pPr>
+            <w:r>
+              <w:rPr>
+                <w:rFonts w:ascii="Arial" w:hAnsi="Arial"/>
+                <w:sz w:val="18"/>
+                <w:szCs w:val="19"/>
+              </w:rPr>
+              <w:t>166</w:t>
             </w:r>
           </w:p>
         </w:tc>
@@ -3334,6 +4307,7 @@
     <w:p>
       <w:pPr>
         <w:pStyle w:val="Heading1"/>
+        <w:pageBreakBefore/>
       </w:pPr>
       <w:r>
         <w:t>Day 3 — Services &amp; Networking + Storage + Troubleshooting</w:t>
@@ -3363,6 +4337,10 @@
         <w:gridCol w:w="700"/>
       </w:tblGrid>
       <w:tr>
+        <w:trPr>
+          <w:tblHeader w:val="true"/>
+          <w:cantSplit/>
+        </w:trPr>
         <w:tc>
           <w:tcPr>
             <w:tcW w:w="1200" w:type="dxa"/>
@@ -3433,6 +4411,9 @@
         </w:tc>
       </w:tr>
       <w:tr>
+        <w:trPr>
+          <w:cantSplit/>
+        </w:trPr>
         <w:tc>
           <w:tcPr>
             <w:tcW w:w="1200" w:type="dxa"/>
@@ -3480,17 +4461,24 @@
             <w:tcW w:w="700" w:type="dxa"/>
           </w:tcPr>
           <w:p>
-            <w:r>
-              <w:rPr>
-                <w:sz w:val="19"/>
-                <w:szCs w:val="19"/>
-              </w:rPr>
-              <w:t>167–169</w:t>
+            <w:pPr>
+              <w:jc w:val="center"/>
+            </w:pPr>
+            <w:r>
+              <w:rPr>
+                <w:rFonts w:ascii="Arial" w:hAnsi="Arial"/>
+                <w:sz w:val="18"/>
+                <w:szCs w:val="19"/>
+              </w:rPr>
+              <w:t>167-176</w:t>
             </w:r>
           </w:p>
         </w:tc>
       </w:tr>
       <w:tr>
+        <w:trPr>
+          <w:cantSplit/>
+        </w:trPr>
         <w:tc>
           <w:tcPr>
             <w:tcW w:w="1200" w:type="dxa"/>
@@ -3538,17 +4526,24 @@
             <w:tcW w:w="700" w:type="dxa"/>
           </w:tcPr>
           <w:p>
-            <w:r>
-              <w:rPr>
-                <w:sz w:val="19"/>
-                <w:szCs w:val="19"/>
-              </w:rPr>
-              <w:t>170–180</w:t>
+            <w:pPr>
+              <w:jc w:val="center"/>
+            </w:pPr>
+            <w:r>
+              <w:rPr>
+                <w:rFonts w:ascii="Arial" w:hAnsi="Arial"/>
+                <w:sz w:val="18"/>
+                <w:szCs w:val="19"/>
+              </w:rPr>
+              <w:t>177-181</w:t>
             </w:r>
           </w:p>
         </w:tc>
       </w:tr>
       <w:tr>
+        <w:trPr>
+          <w:cantSplit/>
+        </w:trPr>
         <w:tc>
           <w:tcPr>
             <w:tcW w:w="1200" w:type="dxa"/>
@@ -3596,17 +4591,24 @@
             <w:tcW w:w="700" w:type="dxa"/>
           </w:tcPr>
           <w:p>
-            <w:r>
-              <w:rPr>
-                <w:sz w:val="19"/>
-                <w:szCs w:val="19"/>
-              </w:rPr>
-              <w:t>181–186</w:t>
+            <w:pPr>
+              <w:jc w:val="center"/>
+            </w:pPr>
+            <w:r>
+              <w:rPr>
+                <w:rFonts w:ascii="Arial" w:hAnsi="Arial"/>
+                <w:sz w:val="18"/>
+                <w:szCs w:val="19"/>
+              </w:rPr>
+              <w:t>182-187</w:t>
             </w:r>
           </w:p>
         </w:tc>
       </w:tr>
       <w:tr>
+        <w:trPr>
+          <w:cantSplit/>
+        </w:trPr>
         <w:tc>
           <w:tcPr>
             <w:tcW w:w="1200" w:type="dxa"/>
@@ -3654,17 +4656,24 @@
             <w:tcW w:w="700" w:type="dxa"/>
           </w:tcPr>
           <w:p>
-            <w:r>
-              <w:rPr>
-                <w:sz w:val="19"/>
-                <w:szCs w:val="19"/>
-              </w:rPr>
-              <w:t>—</w:t>
+            <w:pPr>
+              <w:jc w:val="center"/>
+            </w:pPr>
+            <w:r>
+              <w:rPr>
+                <w:rFonts w:ascii="Arial" w:hAnsi="Arial"/>
+                <w:sz w:val="18"/>
+                <w:szCs w:val="19"/>
+              </w:rPr>
+              <w:t>188</w:t>
             </w:r>
           </w:p>
         </w:tc>
       </w:tr>
       <w:tr>
+        <w:trPr>
+          <w:cantSplit/>
+        </w:trPr>
         <w:tc>
           <w:tcPr>
             <w:tcW w:w="1200" w:type="dxa"/>
@@ -3712,17 +4721,24 @@
             <w:tcW w:w="700" w:type="dxa"/>
           </w:tcPr>
           <w:p>
-            <w:r>
-              <w:rPr>
-                <w:sz w:val="19"/>
-                <w:szCs w:val="19"/>
-              </w:rPr>
-              <w:t>188–199</w:t>
+            <w:pPr>
+              <w:jc w:val="center"/>
+            </w:pPr>
+            <w:r>
+              <w:rPr>
+                <w:rFonts w:ascii="Arial" w:hAnsi="Arial"/>
+                <w:sz w:val="18"/>
+                <w:szCs w:val="19"/>
+              </w:rPr>
+              <w:t>189-200</w:t>
             </w:r>
           </w:p>
         </w:tc>
       </w:tr>
       <w:tr>
+        <w:trPr>
+          <w:cantSplit/>
+        </w:trPr>
         <w:tc>
           <w:tcPr>
             <w:tcW w:w="1200" w:type="dxa"/>
@@ -3770,17 +4786,24 @@
             <w:tcW w:w="700" w:type="dxa"/>
           </w:tcPr>
           <w:p>
-            <w:r>
-              <w:rPr>
-                <w:sz w:val="19"/>
-                <w:szCs w:val="19"/>
-              </w:rPr>
-              <w:t>200–203</w:t>
+            <w:pPr>
+              <w:jc w:val="center"/>
+            </w:pPr>
+            <w:r>
+              <w:rPr>
+                <w:rFonts w:ascii="Arial" w:hAnsi="Arial"/>
+                <w:sz w:val="18"/>
+                <w:szCs w:val="19"/>
+              </w:rPr>
+              <w:t>201-204</w:t>
             </w:r>
           </w:p>
         </w:tc>
       </w:tr>
       <w:tr>
+        <w:trPr>
+          <w:cantSplit/>
+        </w:trPr>
         <w:tc>
           <w:tcPr>
             <w:tcW w:w="1200" w:type="dxa"/>
@@ -3828,12 +4851,16 @@
             <w:tcW w:w="700" w:type="dxa"/>
           </w:tcPr>
           <w:p>
-            <w:r>
-              <w:rPr>
-                <w:sz w:val="19"/>
-                <w:szCs w:val="19"/>
-              </w:rPr>
-              <w:t>205–216</w:t>
+            <w:pPr>
+              <w:jc w:val="center"/>
+            </w:pPr>
+            <w:r>
+              <w:rPr>
+                <w:rFonts w:ascii="Arial" w:hAnsi="Arial"/>
+                <w:sz w:val="18"/>
+                <w:szCs w:val="19"/>
+              </w:rPr>
+              <w:t>205-216</w:t>
             </w:r>
           </w:p>
         </w:tc>
@@ -3852,6 +4879,10 @@
         <w:gridCol w:w="700"/>
       </w:tblGrid>
       <w:tr>
+        <w:trPr>
+          <w:tblHeader w:val="true"/>
+          <w:cantSplit/>
+        </w:trPr>
         <w:tc>
           <w:tcPr>
             <w:tcW w:w="1200" w:type="dxa"/>
@@ -3922,6 +4953,9 @@
         </w:tc>
       </w:tr>
       <w:tr>
+        <w:trPr>
+          <w:cantSplit/>
+        </w:trPr>
         <w:tc>
           <w:tcPr>
             <w:tcW w:w="1200" w:type="dxa"/>
@@ -3969,12 +5003,16 @@
             <w:tcW w:w="700" w:type="dxa"/>
           </w:tcPr>
           <w:p>
-            <w:r>
-              <w:rPr>
-                <w:sz w:val="19"/>
-                <w:szCs w:val="19"/>
-              </w:rPr>
-              <w:t>204</w:t>
+            <w:pPr>
+              <w:jc w:val="center"/>
+            </w:pPr>
+            <w:r>
+              <w:rPr>
+                <w:rFonts w:ascii="Arial" w:hAnsi="Arial"/>
+                <w:sz w:val="18"/>
+                <w:szCs w:val="19"/>
+              </w:rPr>
+              <w:t>217</w:t>
             </w:r>
           </w:p>
         </w:tc>
@@ -3999,6 +5037,10 @@
         <w:gridCol w:w="700"/>
       </w:tblGrid>
       <w:tr>
+        <w:trPr>
+          <w:tblHeader w:val="true"/>
+          <w:cantSplit/>
+        </w:trPr>
         <w:tc>
           <w:tcPr>
             <w:tcW w:w="1200" w:type="dxa"/>
@@ -4069,6 +5111,9 @@
         </w:tc>
       </w:tr>
       <w:tr>
+        <w:trPr>
+          <w:cantSplit/>
+        </w:trPr>
         <w:tc>
           <w:tcPr>
             <w:tcW w:w="1200" w:type="dxa"/>
@@ -4116,17 +5161,24 @@
             <w:tcW w:w="700" w:type="dxa"/>
           </w:tcPr>
           <w:p>
-            <w:r>
-              <w:rPr>
-                <w:sz w:val="19"/>
-                <w:szCs w:val="19"/>
-              </w:rPr>
-              <w:t>217–222</w:t>
+            <w:pPr>
+              <w:jc w:val="center"/>
+            </w:pPr>
+            <w:r>
+              <w:rPr>
+                <w:rFonts w:ascii="Arial" w:hAnsi="Arial"/>
+                <w:sz w:val="18"/>
+                <w:szCs w:val="19"/>
+              </w:rPr>
+              <w:t>218-223</w:t>
             </w:r>
           </w:p>
         </w:tc>
       </w:tr>
       <w:tr>
+        <w:trPr>
+          <w:cantSplit/>
+        </w:trPr>
         <w:tc>
           <w:tcPr>
             <w:tcW w:w="1200" w:type="dxa"/>
@@ -4174,17 +5226,24 @@
             <w:tcW w:w="700" w:type="dxa"/>
           </w:tcPr>
           <w:p>
-            <w:r>
-              <w:rPr>
-                <w:sz w:val="19"/>
-                <w:szCs w:val="19"/>
-              </w:rPr>
-              <w:t>223–227</w:t>
+            <w:pPr>
+              <w:jc w:val="center"/>
+            </w:pPr>
+            <w:r>
+              <w:rPr>
+                <w:rFonts w:ascii="Arial" w:hAnsi="Arial"/>
+                <w:sz w:val="18"/>
+                <w:szCs w:val="19"/>
+              </w:rPr>
+              <w:t>224-228</w:t>
             </w:r>
           </w:p>
         </w:tc>
       </w:tr>
       <w:tr>
+        <w:trPr>
+          <w:cantSplit/>
+        </w:trPr>
         <w:tc>
           <w:tcPr>
             <w:tcW w:w="1200" w:type="dxa"/>
@@ -4232,17 +5291,24 @@
             <w:tcW w:w="700" w:type="dxa"/>
           </w:tcPr>
           <w:p>
-            <w:r>
-              <w:rPr>
-                <w:sz w:val="19"/>
-                <w:szCs w:val="19"/>
-              </w:rPr>
-              <w:t>—</w:t>
+            <w:pPr>
+              <w:jc w:val="center"/>
+            </w:pPr>
+            <w:r>
+              <w:rPr>
+                <w:rFonts w:ascii="Arial" w:hAnsi="Arial"/>
+                <w:sz w:val="18"/>
+                <w:szCs w:val="19"/>
+              </w:rPr>
+              <w:t>229</w:t>
             </w:r>
           </w:p>
         </w:tc>
       </w:tr>
       <w:tr>
+        <w:trPr>
+          <w:cantSplit/>
+        </w:trPr>
         <w:tc>
           <w:tcPr>
             <w:tcW w:w="1200" w:type="dxa"/>
@@ -4290,17 +5356,24 @@
             <w:tcW w:w="700" w:type="dxa"/>
           </w:tcPr>
           <w:p>
-            <w:r>
-              <w:rPr>
-                <w:sz w:val="19"/>
-                <w:szCs w:val="19"/>
-              </w:rPr>
-              <w:t>229–236</w:t>
+            <w:pPr>
+              <w:jc w:val="center"/>
+            </w:pPr>
+            <w:r>
+              <w:rPr>
+                <w:rFonts w:ascii="Arial" w:hAnsi="Arial"/>
+                <w:sz w:val="18"/>
+                <w:szCs w:val="19"/>
+              </w:rPr>
+              <w:t>230-237</w:t>
             </w:r>
           </w:p>
         </w:tc>
       </w:tr>
       <w:tr>
+        <w:trPr>
+          <w:cantSplit/>
+        </w:trPr>
         <w:tc>
           <w:tcPr>
             <w:tcW w:w="1200" w:type="dxa"/>
@@ -4348,17 +5421,24 @@
             <w:tcW w:w="700" w:type="dxa"/>
           </w:tcPr>
           <w:p>
-            <w:r>
-              <w:rPr>
-                <w:sz w:val="19"/>
-                <w:szCs w:val="19"/>
-              </w:rPr>
-              <w:t>237–240</w:t>
+            <w:pPr>
+              <w:jc w:val="center"/>
+            </w:pPr>
+            <w:r>
+              <w:rPr>
+                <w:rFonts w:ascii="Arial" w:hAnsi="Arial"/>
+                <w:sz w:val="18"/>
+                <w:szCs w:val="19"/>
+              </w:rPr>
+              <w:t>238-241</w:t>
             </w:r>
           </w:p>
         </w:tc>
       </w:tr>
       <w:tr>
+        <w:trPr>
+          <w:cantSplit/>
+        </w:trPr>
         <w:tc>
           <w:tcPr>
             <w:tcW w:w="1200" w:type="dxa"/>
@@ -4406,17 +5486,24 @@
             <w:tcW w:w="700" w:type="dxa"/>
           </w:tcPr>
           <w:p>
-            <w:r>
-              <w:rPr>
-                <w:sz w:val="19"/>
-                <w:szCs w:val="19"/>
-              </w:rPr>
-              <w:t>241–247</w:t>
+            <w:pPr>
+              <w:jc w:val="center"/>
+            </w:pPr>
+            <w:r>
+              <w:rPr>
+                <w:rFonts w:ascii="Arial" w:hAnsi="Arial"/>
+                <w:sz w:val="18"/>
+                <w:szCs w:val="19"/>
+              </w:rPr>
+              <w:t>242-248</w:t>
             </w:r>
           </w:p>
         </w:tc>
       </w:tr>
       <w:tr>
+        <w:trPr>
+          <w:cantSplit/>
+        </w:trPr>
         <w:tc>
           <w:tcPr>
             <w:tcW w:w="1200" w:type="dxa"/>
@@ -4464,12 +5551,16 @@
             <w:tcW w:w="700" w:type="dxa"/>
           </w:tcPr>
           <w:p>
-            <w:r>
-              <w:rPr>
-                <w:sz w:val="19"/>
-                <w:szCs w:val="19"/>
-              </w:rPr>
-              <w:t>248</w:t>
+            <w:pPr>
+              <w:jc w:val="center"/>
+            </w:pPr>
+            <w:r>
+              <w:rPr>
+                <w:rFonts w:ascii="Arial" w:hAnsi="Arial"/>
+                <w:sz w:val="18"/>
+                <w:szCs w:val="19"/>
+              </w:rPr>
+              <w:t>249</w:t>
             </w:r>
           </w:p>
         </w:tc>
@@ -4479,6 +5570,7 @@
     <w:p>
       <w:pPr>
         <w:pStyle w:val="Heading1"/>
+        <w:pageBreakBefore/>
       </w:pPr>
       <w:r>
         <w:t>Day 4 (Half Day) — Troubleshooting + Mock Exam + Assessment</w:t>
@@ -4508,6 +5600,10 @@
         <w:gridCol w:w="700"/>
       </w:tblGrid>
       <w:tr>
+        <w:trPr>
+          <w:tblHeader w:val="true"/>
+          <w:cantSplit/>
+        </w:trPr>
         <w:tc>
           <w:tcPr>
             <w:tcW w:w="1200" w:type="dxa"/>
@@ -4578,6 +5674,9 @@
         </w:tc>
       </w:tr>
       <w:tr>
+        <w:trPr>
+          <w:cantSplit/>
+        </w:trPr>
         <w:tc>
           <w:tcPr>
             <w:tcW w:w="1200" w:type="dxa"/>
@@ -4625,17 +5724,24 @@
             <w:tcW w:w="700" w:type="dxa"/>
           </w:tcPr>
           <w:p>
-            <w:r>
-              <w:rPr>
-                <w:sz w:val="19"/>
-                <w:szCs w:val="19"/>
-              </w:rPr>
-              <w:t>250–260</w:t>
+            <w:pPr>
+              <w:jc w:val="center"/>
+            </w:pPr>
+            <w:r>
+              <w:rPr>
+                <w:rFonts w:ascii="Arial" w:hAnsi="Arial"/>
+                <w:sz w:val="18"/>
+                <w:szCs w:val="19"/>
+              </w:rPr>
+              <w:t>250-261</w:t>
             </w:r>
           </w:p>
         </w:tc>
       </w:tr>
       <w:tr>
+        <w:trPr>
+          <w:cantSplit/>
+        </w:trPr>
         <w:tc>
           <w:tcPr>
             <w:tcW w:w="1200" w:type="dxa"/>
@@ -4683,17 +5789,24 @@
             <w:tcW w:w="700" w:type="dxa"/>
           </w:tcPr>
           <w:p>
-            <w:r>
-              <w:rPr>
-                <w:sz w:val="19"/>
-                <w:szCs w:val="19"/>
-              </w:rPr>
-              <w:t>262–270</w:t>
+            <w:pPr>
+              <w:jc w:val="center"/>
+            </w:pPr>
+            <w:r>
+              <w:rPr>
+                <w:rFonts w:ascii="Arial" w:hAnsi="Arial"/>
+                <w:sz w:val="18"/>
+                <w:szCs w:val="19"/>
+              </w:rPr>
+              <w:t>262-270</w:t>
             </w:r>
           </w:p>
         </w:tc>
       </w:tr>
       <w:tr>
+        <w:trPr>
+          <w:cantSplit/>
+        </w:trPr>
         <w:tc>
           <w:tcPr>
             <w:tcW w:w="1200" w:type="dxa"/>
@@ -4741,17 +5854,24 @@
             <w:tcW w:w="700" w:type="dxa"/>
           </w:tcPr>
           <w:p>
-            <w:r>
-              <w:rPr>
-                <w:sz w:val="19"/>
-                <w:szCs w:val="19"/>
-              </w:rPr>
-              <w:t>—</w:t>
+            <w:pPr>
+              <w:jc w:val="center"/>
+            </w:pPr>
+            <w:r>
+              <w:rPr>
+                <w:rFonts w:ascii="Arial" w:hAnsi="Arial"/>
+                <w:sz w:val="18"/>
+                <w:szCs w:val="19"/>
+              </w:rPr>
+              <w:t>271</w:t>
             </w:r>
           </w:p>
         </w:tc>
       </w:tr>
       <w:tr>
+        <w:trPr>
+          <w:cantSplit/>
+        </w:trPr>
         <w:tc>
           <w:tcPr>
             <w:tcW w:w="1200" w:type="dxa"/>
@@ -4799,17 +5919,24 @@
             <w:tcW w:w="700" w:type="dxa"/>
           </w:tcPr>
           <w:p>
-            <w:r>
-              <w:rPr>
-                <w:sz w:val="19"/>
-                <w:szCs w:val="19"/>
-              </w:rPr>
-              <w:t>271–278</w:t>
+            <w:pPr>
+              <w:jc w:val="center"/>
+            </w:pPr>
+            <w:r>
+              <w:rPr>
+                <w:rFonts w:ascii="Arial" w:hAnsi="Arial"/>
+                <w:sz w:val="18"/>
+                <w:szCs w:val="19"/>
+              </w:rPr>
+              <w:t>272-279</w:t>
             </w:r>
           </w:p>
         </w:tc>
       </w:tr>
       <w:tr>
+        <w:trPr>
+          <w:cantSplit/>
+        </w:trPr>
         <w:tc>
           <w:tcPr>
             <w:tcW w:w="1200" w:type="dxa"/>
@@ -4857,12 +5984,16 @@
             <w:tcW w:w="700" w:type="dxa"/>
           </w:tcPr>
           <w:p>
-            <w:r>
-              <w:rPr>
-                <w:sz w:val="19"/>
-                <w:szCs w:val="19"/>
-              </w:rPr>
-              <w:t>279</w:t>
+            <w:pPr>
+              <w:jc w:val="center"/>
+            </w:pPr>
+            <w:r>
+              <w:rPr>
+                <w:rFonts w:ascii="Arial" w:hAnsi="Arial"/>
+                <w:sz w:val="18"/>
+                <w:szCs w:val="19"/>
+              </w:rPr>
+              <w:t>280</w:t>
             </w:r>
           </w:p>
         </w:tc>
@@ -4881,6 +6012,10 @@
         <w:gridCol w:w="700"/>
       </w:tblGrid>
       <w:tr>
+        <w:trPr>
+          <w:tblHeader w:val="true"/>
+          <w:cantSplit/>
+        </w:trPr>
         <w:tc>
           <w:tcPr>
             <w:tcW w:w="1200" w:type="dxa"/>
@@ -4951,6 +6086,9 @@
         </w:tc>
       </w:tr>
       <w:tr>
+        <w:trPr>
+          <w:cantSplit/>
+        </w:trPr>
         <w:tc>
           <w:tcPr>
             <w:tcW w:w="1200" w:type="dxa"/>
@@ -4998,12 +6136,16 @@
             <w:tcW w:w="700" w:type="dxa"/>
           </w:tcPr>
           <w:p>
-            <w:r>
-              <w:rPr>
-                <w:sz w:val="19"/>
-                <w:szCs w:val="19"/>
-              </w:rPr>
-              <w:t>280</w:t>
+            <w:pPr>
+              <w:jc w:val="center"/>
+            </w:pPr>
+            <w:r>
+              <w:rPr>
+                <w:rFonts w:ascii="Arial" w:hAnsi="Arial"/>
+                <w:sz w:val="18"/>
+                <w:szCs w:val="19"/>
+              </w:rPr>
+              <w:t>281</w:t>
             </w:r>
           </w:p>
         </w:tc>
@@ -5028,6 +6170,10 @@
         <w:gridCol w:w="700"/>
       </w:tblGrid>
       <w:tr>
+        <w:trPr>
+          <w:tblHeader w:val="true"/>
+          <w:cantSplit/>
+        </w:trPr>
         <w:tc>
           <w:tcPr>
             <w:tcW w:w="1200" w:type="dxa"/>
@@ -5098,6 +6244,9 @@
         </w:tc>
       </w:tr>
       <w:tr>
+        <w:trPr>
+          <w:cantSplit/>
+        </w:trPr>
         <w:tc>
           <w:tcPr>
             <w:tcW w:w="1200" w:type="dxa"/>
@@ -5145,17 +6294,24 @@
             <w:tcW w:w="700" w:type="dxa"/>
           </w:tcPr>
           <w:p>
-            <w:r>
-              <w:rPr>
-                <w:sz w:val="19"/>
-                <w:szCs w:val="19"/>
-              </w:rPr>
-              <w:t>281–282</w:t>
+            <w:pPr>
+              <w:jc w:val="center"/>
+            </w:pPr>
+            <w:r>
+              <w:rPr>
+                <w:rFonts w:ascii="Arial" w:hAnsi="Arial"/>
+                <w:sz w:val="18"/>
+                <w:szCs w:val="19"/>
+              </w:rPr>
+              <w:t>282-283</w:t>
             </w:r>
           </w:p>
         </w:tc>
       </w:tr>
       <w:tr>
+        <w:trPr>
+          <w:cantSplit/>
+        </w:trPr>
         <w:tc>
           <w:tcPr>
             <w:tcW w:w="1200" w:type="dxa"/>
@@ -5203,17 +6359,24 @@
             <w:tcW w:w="700" w:type="dxa"/>
           </w:tcPr>
           <w:p>
-            <w:r>
-              <w:rPr>
-                <w:sz w:val="19"/>
-                <w:szCs w:val="19"/>
-              </w:rPr>
-              <w:t>—</w:t>
+            <w:pPr>
+              <w:jc w:val="center"/>
+            </w:pPr>
+            <w:r>
+              <w:rPr>
+                <w:rFonts w:ascii="Arial" w:hAnsi="Arial"/>
+                <w:sz w:val="18"/>
+                <w:szCs w:val="19"/>
+              </w:rPr>
+              <w:t>-</w:t>
             </w:r>
           </w:p>
         </w:tc>
       </w:tr>
       <w:tr>
+        <w:trPr>
+          <w:cantSplit/>
+        </w:trPr>
         <w:tc>
           <w:tcPr>
             <w:tcW w:w="1200" w:type="dxa"/>
@@ -5261,17 +6424,24 @@
             <w:tcW w:w="700" w:type="dxa"/>
           </w:tcPr>
           <w:p>
-            <w:r>
-              <w:rPr>
-                <w:sz w:val="19"/>
-                <w:szCs w:val="19"/>
-              </w:rPr>
-              <w:t>—</w:t>
+            <w:pPr>
+              <w:jc w:val="center"/>
+            </w:pPr>
+            <w:r>
+              <w:rPr>
+                <w:rFonts w:ascii="Arial" w:hAnsi="Arial"/>
+                <w:sz w:val="18"/>
+                <w:szCs w:val="19"/>
+              </w:rPr>
+              <w:t>284</w:t>
             </w:r>
           </w:p>
         </w:tc>
       </w:tr>
       <w:tr>
+        <w:trPr>
+          <w:cantSplit/>
+        </w:trPr>
         <w:tc>
           <w:tcPr>
             <w:tcW w:w="1200" w:type="dxa"/>
@@ -5319,17 +6489,24 @@
             <w:tcW w:w="700" w:type="dxa"/>
           </w:tcPr>
           <w:p>
-            <w:r>
-              <w:rPr>
-                <w:sz w:val="19"/>
-                <w:szCs w:val="19"/>
-              </w:rPr>
-              <w:t>284</w:t>
+            <w:pPr>
+              <w:jc w:val="center"/>
+            </w:pPr>
+            <w:r>
+              <w:rPr>
+                <w:rFonts w:ascii="Arial" w:hAnsi="Arial"/>
+                <w:sz w:val="18"/>
+                <w:szCs w:val="19"/>
+              </w:rPr>
+              <w:t>285</w:t>
             </w:r>
           </w:p>
         </w:tc>
       </w:tr>
       <w:tr>
+        <w:trPr>
+          <w:cantSplit/>
+        </w:trPr>
         <w:tc>
           <w:tcPr>
             <w:tcW w:w="1200" w:type="dxa"/>
@@ -5377,17 +6554,24 @@
             <w:tcW w:w="700" w:type="dxa"/>
           </w:tcPr>
           <w:p>
-            <w:r>
-              <w:rPr>
-                <w:sz w:val="19"/>
-                <w:szCs w:val="19"/>
-              </w:rPr>
-              <w:t>285–286</w:t>
+            <w:pPr>
+              <w:jc w:val="center"/>
+            </w:pPr>
+            <w:r>
+              <w:rPr>
+                <w:rFonts w:ascii="Arial" w:hAnsi="Arial"/>
+                <w:sz w:val="18"/>
+                <w:szCs w:val="19"/>
+              </w:rPr>
+              <w:t>286-287</w:t>
             </w:r>
           </w:p>
         </w:tc>
       </w:tr>
       <w:tr>
+        <w:trPr>
+          <w:cantSplit/>
+        </w:trPr>
         <w:tc>
           <w:tcPr>
             <w:tcW w:w="1200" w:type="dxa"/>
@@ -5435,12 +6619,16 @@
             <w:tcW w:w="700" w:type="dxa"/>
           </w:tcPr>
           <w:p>
-            <w:r>
-              <w:rPr>
-                <w:sz w:val="19"/>
-                <w:szCs w:val="19"/>
-              </w:rPr>
-              <w:t>287</w:t>
+            <w:pPr>
+              <w:jc w:val="center"/>
+            </w:pPr>
+            <w:r>
+              <w:rPr>
+                <w:rFonts w:ascii="Arial" w:hAnsi="Arial"/>
+                <w:sz w:val="18"/>
+                <w:szCs w:val="19"/>
+              </w:rPr>
+              <w:t>288-289</w:t>
             </w:r>
           </w:p>
         </w:tc>
@@ -5450,6 +6638,7 @@
     <w:p>
       <w:pPr>
         <w:pStyle w:val="Heading1"/>
+        <w:pageBreakBefore/>
       </w:pPr>
       <w:r>
         <w:t>Labs Covered</w:t>
@@ -5474,6 +6663,10 @@
         <w:gridCol w:w="2900"/>
       </w:tblGrid>
       <w:tr>
+        <w:trPr>
+          <w:tblHeader w:val="true"/>
+          <w:cantSplit/>
+        </w:trPr>
         <w:tc>
           <w:tcPr>
             <w:tcW w:w="500" w:type="dxa"/>
@@ -5544,6 +6737,9 @@
         </w:tc>
       </w:tr>
       <w:tr>
+        <w:trPr>
+          <w:cantSplit/>
+        </w:trPr>
         <w:tc>
           <w:tcPr>
             <w:tcW w:w="500" w:type="dxa"/>
@@ -5602,6 +6798,9 @@
         </w:tc>
       </w:tr>
       <w:tr>
+        <w:trPr>
+          <w:cantSplit/>
+        </w:trPr>
         <w:tc>
           <w:tcPr>
             <w:tcW w:w="500" w:type="dxa"/>
@@ -5660,6 +6859,9 @@
         </w:tc>
       </w:tr>
       <w:tr>
+        <w:trPr>
+          <w:cantSplit/>
+        </w:trPr>
         <w:tc>
           <w:tcPr>
             <w:tcW w:w="500" w:type="dxa"/>
@@ -5718,6 +6920,9 @@
         </w:tc>
       </w:tr>
       <w:tr>
+        <w:trPr>
+          <w:cantSplit/>
+        </w:trPr>
         <w:tc>
           <w:tcPr>
             <w:tcW w:w="500" w:type="dxa"/>
@@ -5776,6 +6981,9 @@
         </w:tc>
       </w:tr>
       <w:tr>
+        <w:trPr>
+          <w:cantSplit/>
+        </w:trPr>
         <w:tc>
           <w:tcPr>
             <w:tcW w:w="500" w:type="dxa"/>
@@ -5834,6 +7042,9 @@
         </w:tc>
       </w:tr>
       <w:tr>
+        <w:trPr>
+          <w:cantSplit/>
+        </w:trPr>
         <w:tc>
           <w:tcPr>
             <w:tcW w:w="500" w:type="dxa"/>
@@ -5892,6 +7103,9 @@
         </w:tc>
       </w:tr>
       <w:tr>
+        <w:trPr>
+          <w:cantSplit/>
+        </w:trPr>
         <w:tc>
           <w:tcPr>
             <w:tcW w:w="500" w:type="dxa"/>
@@ -5950,6 +7164,9 @@
         </w:tc>
       </w:tr>
       <w:tr>
+        <w:trPr>
+          <w:cantSplit/>
+        </w:trPr>
         <w:tc>
           <w:tcPr>
             <w:tcW w:w="500" w:type="dxa"/>
@@ -6008,6 +7225,9 @@
         </w:tc>
       </w:tr>
       <w:tr>
+        <w:trPr>
+          <w:cantSplit/>
+        </w:trPr>
         <w:tc>
           <w:tcPr>
             <w:tcW w:w="500" w:type="dxa"/>
@@ -6066,6 +7286,9 @@
         </w:tc>
       </w:tr>
       <w:tr>
+        <w:trPr>
+          <w:cantSplit/>
+        </w:trPr>
         <w:tc>
           <w:tcPr>
             <w:tcW w:w="500" w:type="dxa"/>
@@ -6124,6 +7347,9 @@
         </w:tc>
       </w:tr>
       <w:tr>
+        <w:trPr>
+          <w:cantSplit/>
+        </w:trPr>
         <w:tc>
           <w:tcPr>
             <w:tcW w:w="500" w:type="dxa"/>
@@ -6182,6 +7408,9 @@
         </w:tc>
       </w:tr>
       <w:tr>
+        <w:trPr>
+          <w:cantSplit/>
+        </w:trPr>
         <w:tc>
           <w:tcPr>
             <w:tcW w:w="500" w:type="dxa"/>
@@ -6240,6 +7469,9 @@
         </w:tc>
       </w:tr>
       <w:tr>
+        <w:trPr>
+          <w:cantSplit/>
+        </w:trPr>
         <w:tc>
           <w:tcPr>
             <w:tcW w:w="500" w:type="dxa"/>
@@ -6298,6 +7530,9 @@
         </w:tc>
       </w:tr>
       <w:tr>
+        <w:trPr>
+          <w:cantSplit/>
+        </w:trPr>
         <w:tc>
           <w:tcPr>
             <w:tcW w:w="500" w:type="dxa"/>
@@ -6356,6 +7591,9 @@
         </w:tc>
       </w:tr>
       <w:tr>
+        <w:trPr>
+          <w:cantSplit/>
+        </w:trPr>
         <w:tc>
           <w:tcPr>
             <w:tcW w:w="500" w:type="dxa"/>
@@ -6414,6 +7652,9 @@
         </w:tc>
       </w:tr>
       <w:tr>
+        <w:trPr>
+          <w:cantSplit/>
+        </w:trPr>
         <w:tc>
           <w:tcPr>
             <w:tcW w:w="500" w:type="dxa"/>
@@ -6472,6 +7713,9 @@
         </w:tc>
       </w:tr>
       <w:tr>
+        <w:trPr>
+          <w:cantSplit/>
+        </w:trPr>
         <w:tc>
           <w:tcPr>
             <w:tcW w:w="500" w:type="dxa"/>
@@ -6530,6 +7774,9 @@
         </w:tc>
       </w:tr>
       <w:tr>
+        <w:trPr>
+          <w:cantSplit/>
+        </w:trPr>
         <w:tc>
           <w:tcPr>
             <w:tcW w:w="500" w:type="dxa"/>
@@ -6588,6 +7835,9 @@
         </w:tc>
       </w:tr>
       <w:tr>
+        <w:trPr>
+          <w:cantSplit/>
+        </w:trPr>
         <w:tc>
           <w:tcPr>
             <w:tcW w:w="500" w:type="dxa"/>
@@ -6646,6 +7896,9 @@
         </w:tc>
       </w:tr>
       <w:tr>
+        <w:trPr>
+          <w:cantSplit/>
+        </w:trPr>
         <w:tc>
           <w:tcPr>
             <w:tcW w:w="500" w:type="dxa"/>
@@ -6704,6 +7957,9 @@
         </w:tc>
       </w:tr>
       <w:tr>
+        <w:trPr>
+          <w:cantSplit/>
+        </w:trPr>
         <w:tc>
           <w:tcPr>
             <w:tcW w:w="500" w:type="dxa"/>
@@ -6762,6 +8018,9 @@
         </w:tc>
       </w:tr>
       <w:tr>
+        <w:trPr>
+          <w:cantSplit/>
+        </w:trPr>
         <w:tc>
           <w:tcPr>
             <w:tcW w:w="500" w:type="dxa"/>
@@ -6820,6 +8079,9 @@
         </w:tc>
       </w:tr>
       <w:tr>
+        <w:trPr>
+          <w:cantSplit/>
+        </w:trPr>
         <w:tc>
           <w:tcPr>
             <w:tcW w:w="500" w:type="dxa"/>
@@ -6878,6 +8140,9 @@
         </w:tc>
       </w:tr>
       <w:tr>
+        <w:trPr>
+          <w:cantSplit/>
+        </w:trPr>
         <w:tc>
           <w:tcPr>
             <w:tcW w:w="500" w:type="dxa"/>
@@ -6936,6 +8201,9 @@
         </w:tc>
       </w:tr>
       <w:tr>
+        <w:trPr>
+          <w:cantSplit/>
+        </w:trPr>
         <w:tc>
           <w:tcPr>
             <w:tcW w:w="500" w:type="dxa"/>
@@ -6994,6 +8262,9 @@
         </w:tc>
       </w:tr>
       <w:tr>
+        <w:trPr>
+          <w:cantSplit/>
+        </w:trPr>
         <w:tc>
           <w:tcPr>
             <w:tcW w:w="500" w:type="dxa"/>
@@ -7052,6 +8323,9 @@
         </w:tc>
       </w:tr>
       <w:tr>
+        <w:trPr>
+          <w:cantSplit/>
+        </w:trPr>
         <w:tc>
           <w:tcPr>
             <w:tcW w:w="500" w:type="dxa"/>
@@ -7110,6 +8384,9 @@
         </w:tc>
       </w:tr>
       <w:tr>
+        <w:trPr>
+          <w:cantSplit/>
+        </w:trPr>
         <w:tc>
           <w:tcPr>
             <w:tcW w:w="500" w:type="dxa"/>
@@ -7168,6 +8445,9 @@
         </w:tc>
       </w:tr>
       <w:tr>
+        <w:trPr>
+          <w:cantSplit/>
+        </w:trPr>
         <w:tc>
           <w:tcPr>
             <w:tcW w:w="500" w:type="dxa"/>
@@ -7226,6 +8506,9 @@
         </w:tc>
       </w:tr>
       <w:tr>
+        <w:trPr>
+          <w:cantSplit/>
+        </w:trPr>
         <w:tc>
           <w:tcPr>
             <w:tcW w:w="500" w:type="dxa"/>
@@ -7284,6 +8567,9 @@
         </w:tc>
       </w:tr>
       <w:tr>
+        <w:trPr>
+          <w:cantSplit/>
+        </w:trPr>
         <w:tc>
           <w:tcPr>
             <w:tcW w:w="500" w:type="dxa"/>
@@ -7346,6 +8632,7 @@
     <w:p>
       <w:pPr>
         <w:pStyle w:val="Heading1"/>
+        <w:pageBreakBefore/>
       </w:pPr>
       <w:r>
         <w:t>Assessment</w:t>
@@ -7353,8 +8640,11 @@
     </w:p>
     <w:p>
       <w:r>
-        <w:rPr/>
-        <w:t>Participants are assessed through their hands-on lab work across Days 1–4 and a final written / MCQ assessment on Day 4 afternoon. The assessment tests practical CKA-domain skills including cluster administration, workload management, networking, storage, and troubleshooting. A minimum competency score must be achieved to satisfy WSQ requirements.</w:t>
+        <w:rPr>
+          <w:rFonts w:ascii="Arial" w:hAnsi="Arial"/>
+          <w:sz w:val="22"/>
+        </w:rPr>
+        <w:t>Participants are assessed through their hands-on lab work across Days 1-4 and a final Written Assessment (SAQ) and Practical Performance (PP) on Day 4 afternoon. Both instruments are open book and run for 1 hour each. They assess practical CKA-domain skills in cluster administration, workload management, networking, storage, and troubleshooting. A minimum competency score must be achieved to satisfy WSQ requirements.</w:t>
       </w:r>
     </w:p>
     <w:sectPr>
